--- a/Work/ITclub/1/speech.docx
+++ b/Work/ITclub/1/speech.docx
@@ -4,916 +4,2289 @@
   <w:body>
     <w:p>
       <w:pPr>
-        <w:rPr>
-          <w:rFonts w:hint="eastAsia"/>
-        </w:rPr>
-      </w:pPr>
-      <w:r>
-        <w:rPr>
-          <w:rFonts w:hint="eastAsia"/>
-        </w:rPr>
-        <w:t>Imagine you are a game developer making an open-world game.</w:t>
-      </w:r>
-    </w:p>
-    <w:p>
-      <w:pPr>
-        <w:rPr>
-          <w:rFonts w:hint="eastAsia"/>
-        </w:rPr>
-      </w:pPr>
-      <w:r>
-        <w:rPr>
-          <w:rFonts w:hint="eastAsia"/>
-        </w:rPr>
-        <w:t xml:space="preserve"> You need to create endless natural terrain--mountains, rivers, plains, canyons. </w:t>
-      </w:r>
-    </w:p>
-    <w:p>
-      <w:pPr>
-        <w:rPr>
-          <w:rFonts w:hint="eastAsia"/>
-        </w:rPr>
-      </w:pPr>
-      <w:r>
-        <w:rPr>
-          <w:rFonts w:hint="eastAsia"/>
-        </w:rPr>
-        <w:t xml:space="preserve">What would you do?  </w:t>
-      </w:r>
-    </w:p>
-    <w:p>
-      <w:pPr>
-        <w:rPr>
-          <w:rFonts w:hint="eastAsia"/>
-        </w:rPr>
-      </w:pPr>
-    </w:p>
-    <w:p>
-      <w:pPr>
-        <w:rPr>
-          <w:rFonts w:hint="eastAsia"/>
-        </w:rPr>
-      </w:pPr>
-      <w:r>
-        <w:rPr>
-          <w:rFonts w:hint="eastAsia"/>
-        </w:rPr>
-        <w:t xml:space="preserve">The simplest way is to use a random function. </w:t>
-      </w:r>
-    </w:p>
-    <w:p>
-      <w:pPr>
-        <w:rPr>
-          <w:rFonts w:hint="eastAsia"/>
-        </w:rPr>
-      </w:pPr>
-      <w:r>
-        <w:rPr>
-          <w:rFonts w:hint="eastAsia"/>
-        </w:rPr>
-        <w:t xml:space="preserve">Let the height of each point be completely random. </w:t>
-      </w:r>
-    </w:p>
-    <w:p>
-      <w:pPr>
-        <w:rPr>
-          <w:rFonts w:hint="eastAsia"/>
-        </w:rPr>
-      </w:pPr>
+        <w:keepNext w:val="0"/>
+        <w:keepLines w:val="0"/>
+        <w:widowControl w:val="0"/>
+        <w:suppressLineNumbers w:val="0"/>
+        <w:spacing w:before="0" w:beforeAutospacing="0" w:after="0" w:afterAutospacing="0"/>
+        <w:ind w:left="0" w:right="0"/>
+        <w:jc w:val="both"/>
+        <w:rPr>
+          <w:rFonts w:hint="eastAsia" w:ascii="等线" w:hAnsi="等线" w:eastAsia="等线" w:cs="Times New Roman"/>
+          <w:sz w:val="21"/>
+          <w:szCs w:val="21"/>
+        </w:rPr>
+      </w:pPr>
+      <w:r>
+        <w:rPr>
+          <w:rFonts w:hint="eastAsia" w:ascii="等线" w:hAnsi="等线" w:eastAsia="等线" w:cs="等线"/>
+          <w:kern w:val="0"/>
+          <w:sz w:val="21"/>
+          <w:szCs w:val="21"/>
+          <w:lang w:val="en-US" w:eastAsia="zh-CN" w:bidi="ar"/>
+        </w:rPr>
+        <w:t>(Part 1:The Problem)</w:t>
+      </w:r>
       <w:bookmarkStart w:id="0" w:name="_GoBack"/>
       <w:bookmarkEnd w:id="0"/>
-      <w:r>
-        <w:rPr>
-          <w:rFonts w:hint="eastAsia"/>
+    </w:p>
+    <w:p>
+      <w:pPr>
+        <w:keepNext w:val="0"/>
+        <w:keepLines w:val="0"/>
+        <w:widowControl w:val="0"/>
+        <w:suppressLineNumbers w:val="0"/>
+        <w:spacing w:before="0" w:beforeAutospacing="0" w:after="0" w:afterAutospacing="0"/>
+        <w:ind w:left="0" w:right="0"/>
+        <w:jc w:val="both"/>
+        <w:rPr>
+          <w:rFonts w:hint="eastAsia" w:ascii="等线" w:hAnsi="等线" w:eastAsia="等线" w:cs="Times New Roman"/>
+          <w:sz w:val="21"/>
+          <w:szCs w:val="21"/>
+        </w:rPr>
+      </w:pPr>
+      <w:r>
+        <w:rPr>
+          <w:rFonts w:hint="eastAsia" w:ascii="等线" w:hAnsi="等线" w:eastAsia="等线" w:cs="等线"/>
+          <w:kern w:val="0"/>
+          <w:sz w:val="21"/>
+          <w:szCs w:val="21"/>
+          <w:lang w:val="en-US" w:eastAsia="zh-CN" w:bidi="ar"/>
+        </w:rPr>
+        <w:t>Imagine you are a game developer making an open-world game.</w:t>
+      </w:r>
+    </w:p>
+    <w:p>
+      <w:pPr>
+        <w:keepNext w:val="0"/>
+        <w:keepLines w:val="0"/>
+        <w:widowControl w:val="0"/>
+        <w:suppressLineNumbers w:val="0"/>
+        <w:spacing w:before="0" w:beforeAutospacing="0" w:after="0" w:afterAutospacing="0"/>
+        <w:ind w:left="0" w:right="0"/>
+        <w:jc w:val="both"/>
+        <w:rPr>
+          <w:rFonts w:hint="eastAsia" w:ascii="等线" w:hAnsi="等线" w:eastAsia="等线" w:cs="Times New Roman"/>
+          <w:sz w:val="21"/>
+          <w:szCs w:val="21"/>
+        </w:rPr>
+      </w:pPr>
+      <w:r>
+        <w:rPr>
+          <w:rFonts w:hint="eastAsia" w:ascii="等线" w:hAnsi="等线" w:eastAsia="等线" w:cs="Times New Roman"/>
+          <w:kern w:val="0"/>
+          <w:sz w:val="21"/>
+          <w:szCs w:val="21"/>
+          <w:lang w:val="en-US" w:eastAsia="zh-CN" w:bidi="ar"/>
+        </w:rPr>
+        <w:t xml:space="preserve"> </w:t>
+      </w:r>
+      <w:r>
+        <w:rPr>
+          <w:rFonts w:hint="eastAsia" w:ascii="等线" w:hAnsi="等线" w:eastAsia="等线" w:cs="等线"/>
+          <w:kern w:val="0"/>
+          <w:sz w:val="21"/>
+          <w:szCs w:val="21"/>
+          <w:lang w:val="en-US" w:eastAsia="zh-CN" w:bidi="ar"/>
+        </w:rPr>
+        <w:t xml:space="preserve">You need to create endless natural terrain--mountains, rivers, plains. </w:t>
+      </w:r>
+    </w:p>
+    <w:p>
+      <w:pPr>
+        <w:keepNext w:val="0"/>
+        <w:keepLines w:val="0"/>
+        <w:widowControl w:val="0"/>
+        <w:suppressLineNumbers w:val="0"/>
+        <w:spacing w:before="0" w:beforeAutospacing="0" w:after="0" w:afterAutospacing="0"/>
+        <w:ind w:left="0" w:right="0"/>
+        <w:jc w:val="both"/>
+        <w:rPr>
+          <w:rFonts w:hint="eastAsia" w:ascii="等线" w:hAnsi="等线" w:eastAsia="等线" w:cs="Times New Roman"/>
+          <w:sz w:val="21"/>
+          <w:szCs w:val="21"/>
+        </w:rPr>
+      </w:pPr>
+      <w:r>
+        <w:rPr>
+          <w:rFonts w:hint="eastAsia" w:ascii="等线" w:hAnsi="等线" w:eastAsia="等线" w:cs="等线"/>
+          <w:kern w:val="0"/>
+          <w:sz w:val="21"/>
+          <w:szCs w:val="21"/>
+          <w:lang w:val="en-US" w:eastAsia="zh-CN" w:bidi="ar"/>
+        </w:rPr>
+        <w:t xml:space="preserve">What would you do?  </w:t>
+      </w:r>
+    </w:p>
+    <w:p>
+      <w:pPr>
+        <w:keepNext w:val="0"/>
+        <w:keepLines w:val="0"/>
+        <w:widowControl w:val="0"/>
+        <w:suppressLineNumbers w:val="0"/>
+        <w:spacing w:before="0" w:beforeAutospacing="0" w:after="0" w:afterAutospacing="0"/>
+        <w:ind w:left="0" w:right="0"/>
+        <w:jc w:val="both"/>
+        <w:rPr>
+          <w:rFonts w:hint="eastAsia" w:ascii="等线" w:hAnsi="等线" w:eastAsia="等线" w:cs="Times New Roman"/>
+          <w:sz w:val="21"/>
+          <w:szCs w:val="21"/>
+        </w:rPr>
+      </w:pPr>
+      <w:r>
+        <w:rPr>
+          <w:rFonts w:hint="eastAsia" w:ascii="等线" w:hAnsi="等线" w:eastAsia="等线" w:cs="Times New Roman"/>
+          <w:kern w:val="0"/>
+          <w:sz w:val="21"/>
+          <w:szCs w:val="21"/>
+          <w:lang w:val="en-US" w:eastAsia="zh-CN" w:bidi="ar"/>
+        </w:rPr>
+        <w:t xml:space="preserve"> </w:t>
+      </w:r>
+    </w:p>
+    <w:p>
+      <w:pPr>
+        <w:keepNext w:val="0"/>
+        <w:keepLines w:val="0"/>
+        <w:widowControl w:val="0"/>
+        <w:suppressLineNumbers w:val="0"/>
+        <w:spacing w:before="0" w:beforeAutospacing="0" w:after="0" w:afterAutospacing="0"/>
+        <w:ind w:left="0" w:right="0"/>
+        <w:jc w:val="both"/>
+        <w:rPr>
+          <w:rFonts w:hint="eastAsia" w:ascii="等线" w:hAnsi="等线" w:eastAsia="等线" w:cs="Times New Roman"/>
+          <w:sz w:val="21"/>
+          <w:szCs w:val="21"/>
+        </w:rPr>
+      </w:pPr>
+      <w:r>
+        <w:rPr>
+          <w:rFonts w:hint="eastAsia" w:ascii="等线" w:hAnsi="等线" w:eastAsia="等线" w:cs="等线"/>
+          <w:kern w:val="0"/>
+          <w:sz w:val="21"/>
+          <w:szCs w:val="21"/>
+          <w:lang w:val="en-US" w:eastAsia="zh-CN" w:bidi="ar"/>
+        </w:rPr>
+        <w:t xml:space="preserve">The simplest way is to use a random function. </w:t>
+      </w:r>
+    </w:p>
+    <w:p>
+      <w:pPr>
+        <w:keepNext w:val="0"/>
+        <w:keepLines w:val="0"/>
+        <w:widowControl w:val="0"/>
+        <w:suppressLineNumbers w:val="0"/>
+        <w:spacing w:before="0" w:beforeAutospacing="0" w:after="0" w:afterAutospacing="0"/>
+        <w:ind w:left="0" w:right="0"/>
+        <w:jc w:val="both"/>
+        <w:rPr>
+          <w:rFonts w:hint="eastAsia" w:ascii="等线" w:hAnsi="等线" w:eastAsia="等线" w:cs="Times New Roman"/>
+          <w:sz w:val="21"/>
+          <w:szCs w:val="21"/>
+        </w:rPr>
+      </w:pPr>
+      <w:r>
+        <w:rPr>
+          <w:rFonts w:hint="eastAsia" w:ascii="等线" w:hAnsi="等线" w:eastAsia="等线" w:cs="等线"/>
+          <w:kern w:val="0"/>
+          <w:sz w:val="21"/>
+          <w:szCs w:val="21"/>
+          <w:lang w:val="en-US" w:eastAsia="zh-CN" w:bidi="ar"/>
+        </w:rPr>
+        <w:t xml:space="preserve">Let the height of each point be completely random. </w:t>
+      </w:r>
+    </w:p>
+    <w:p>
+      <w:pPr>
+        <w:keepNext w:val="0"/>
+        <w:keepLines w:val="0"/>
+        <w:widowControl w:val="0"/>
+        <w:suppressLineNumbers w:val="0"/>
+        <w:spacing w:before="0" w:beforeAutospacing="0" w:after="0" w:afterAutospacing="0"/>
+        <w:ind w:left="0" w:right="0"/>
+        <w:jc w:val="both"/>
+        <w:rPr>
+          <w:rFonts w:hint="eastAsia" w:ascii="等线" w:hAnsi="等线" w:eastAsia="等线" w:cs="Times New Roman"/>
+          <w:sz w:val="21"/>
+          <w:szCs w:val="21"/>
+        </w:rPr>
+      </w:pPr>
+      <w:r>
+        <w:rPr>
+          <w:rFonts w:hint="eastAsia" w:ascii="等线" w:hAnsi="等线" w:eastAsia="等线" w:cs="等线"/>
+          <w:kern w:val="0"/>
+          <w:sz w:val="21"/>
+          <w:szCs w:val="21"/>
+          <w:lang w:val="en-US" w:eastAsia="zh-CN" w:bidi="ar"/>
         </w:rPr>
         <w:t xml:space="preserve">Sounds easy, right? But let's see the result.  </w:t>
       </w:r>
     </w:p>
     <w:p>
       <w:pPr>
-        <w:rPr>
-          <w:rFonts w:hint="eastAsia"/>
-        </w:rPr>
-      </w:pPr>
-    </w:p>
-    <w:p>
-      <w:pPr>
-        <w:rPr>
-          <w:rFonts w:hint="eastAsia"/>
-        </w:rPr>
-      </w:pPr>
-      <w:r>
-        <w:rPr>
-          <w:rFonts w:hint="eastAsia"/>
+        <w:keepNext w:val="0"/>
+        <w:keepLines w:val="0"/>
+        <w:widowControl w:val="0"/>
+        <w:suppressLineNumbers w:val="0"/>
+        <w:spacing w:before="0" w:beforeAutospacing="0" w:after="0" w:afterAutospacing="0"/>
+        <w:ind w:left="0" w:right="0"/>
+        <w:jc w:val="both"/>
+        <w:rPr>
+          <w:rFonts w:hint="eastAsia" w:ascii="等线" w:hAnsi="等线" w:eastAsia="等线" w:cs="Times New Roman"/>
+          <w:sz w:val="21"/>
+          <w:szCs w:val="21"/>
+        </w:rPr>
+      </w:pPr>
+      <w:r>
+        <w:rPr>
+          <w:rFonts w:hint="eastAsia" w:ascii="等线" w:hAnsi="等线" w:eastAsia="等线" w:cs="Times New Roman"/>
+          <w:kern w:val="0"/>
+          <w:sz w:val="21"/>
+          <w:szCs w:val="21"/>
+          <w:lang w:val="en-US" w:eastAsia="zh-CN" w:bidi="ar"/>
+        </w:rPr>
+        <w:t xml:space="preserve"> </w:t>
+      </w:r>
+    </w:p>
+    <w:p>
+      <w:pPr>
+        <w:keepNext w:val="0"/>
+        <w:keepLines w:val="0"/>
+        <w:widowControl w:val="0"/>
+        <w:suppressLineNumbers w:val="0"/>
+        <w:spacing w:before="0" w:beforeAutospacing="0" w:after="0" w:afterAutospacing="0"/>
+        <w:ind w:left="0" w:right="0"/>
+        <w:jc w:val="both"/>
+        <w:rPr>
+          <w:rFonts w:hint="eastAsia" w:ascii="等线" w:hAnsi="等线" w:eastAsia="等线" w:cs="Times New Roman"/>
+          <w:sz w:val="21"/>
+          <w:szCs w:val="21"/>
+        </w:rPr>
+      </w:pPr>
+      <w:r>
+        <w:rPr>
+          <w:rFonts w:hint="eastAsia" w:ascii="等线" w:hAnsi="等线" w:eastAsia="等线" w:cs="等线"/>
+          <w:kern w:val="0"/>
+          <w:sz w:val="21"/>
+          <w:szCs w:val="21"/>
+          <w:lang w:val="en-US" w:eastAsia="zh-CN" w:bidi="ar"/>
         </w:rPr>
         <w:t xml:space="preserve">(Show white noise visualization)  </w:t>
       </w:r>
     </w:p>
     <w:p>
       <w:pPr>
-        <w:rPr>
-          <w:rFonts w:hint="eastAsia"/>
-        </w:rPr>
-      </w:pPr>
-    </w:p>
-    <w:p>
-      <w:pPr>
-        <w:rPr>
-          <w:rFonts w:hint="eastAsia"/>
-        </w:rPr>
-      </w:pPr>
-      <w:r>
-        <w:rPr>
-          <w:rFonts w:hint="eastAsia"/>
+        <w:keepNext w:val="0"/>
+        <w:keepLines w:val="0"/>
+        <w:widowControl w:val="0"/>
+        <w:suppressLineNumbers w:val="0"/>
+        <w:spacing w:before="0" w:beforeAutospacing="0" w:after="0" w:afterAutospacing="0"/>
+        <w:ind w:left="0" w:right="0"/>
+        <w:jc w:val="both"/>
+        <w:rPr>
+          <w:rFonts w:hint="eastAsia" w:ascii="等线" w:hAnsi="等线" w:eastAsia="等线" w:cs="Times New Roman"/>
+          <w:sz w:val="21"/>
+          <w:szCs w:val="21"/>
+        </w:rPr>
+      </w:pPr>
+      <w:r>
+        <w:rPr>
+          <w:rFonts w:hint="eastAsia" w:ascii="等线" w:hAnsi="等线" w:eastAsia="等线" w:cs="Times New Roman"/>
+          <w:kern w:val="0"/>
+          <w:sz w:val="21"/>
+          <w:szCs w:val="21"/>
+          <w:lang w:val="en-US" w:eastAsia="zh-CN" w:bidi="ar"/>
+        </w:rPr>
+        <w:t xml:space="preserve"> </w:t>
+      </w:r>
+    </w:p>
+    <w:p>
+      <w:pPr>
+        <w:keepNext w:val="0"/>
+        <w:keepLines w:val="0"/>
+        <w:widowControl w:val="0"/>
+        <w:suppressLineNumbers w:val="0"/>
+        <w:spacing w:before="0" w:beforeAutospacing="0" w:after="0" w:afterAutospacing="0"/>
+        <w:ind w:left="0" w:right="0"/>
+        <w:jc w:val="both"/>
+        <w:rPr>
+          <w:rFonts w:hint="eastAsia" w:ascii="等线" w:hAnsi="等线" w:eastAsia="等线" w:cs="Times New Roman"/>
+          <w:sz w:val="21"/>
+          <w:szCs w:val="21"/>
+        </w:rPr>
+      </w:pPr>
+      <w:r>
+        <w:rPr>
+          <w:rFonts w:hint="eastAsia" w:ascii="等线" w:hAnsi="等线" w:eastAsia="等线" w:cs="等线"/>
+          <w:kern w:val="0"/>
+          <w:sz w:val="21"/>
+          <w:szCs w:val="21"/>
+          <w:lang w:val="en-US" w:eastAsia="zh-CN" w:bidi="ar"/>
         </w:rPr>
         <w:t xml:space="preserve">Look at this picture! Every point is totally random. It looks like TV static. This is nothing like real terrain. These are the three big problems of traditional random algorithms:  </w:t>
       </w:r>
     </w:p>
     <w:p>
       <w:pPr>
-        <w:rPr>
-          <w:rFonts w:hint="eastAsia"/>
-        </w:rPr>
-      </w:pPr>
-      <w:r>
-        <w:rPr>
-          <w:rFonts w:hint="eastAsia"/>
+        <w:keepNext w:val="0"/>
+        <w:keepLines w:val="0"/>
+        <w:widowControl w:val="0"/>
+        <w:suppressLineNumbers w:val="0"/>
+        <w:spacing w:before="0" w:beforeAutospacing="0" w:after="0" w:afterAutospacing="0"/>
+        <w:ind w:left="0" w:right="0"/>
+        <w:jc w:val="both"/>
+        <w:rPr>
+          <w:rFonts w:hint="eastAsia" w:ascii="等线" w:hAnsi="等线" w:eastAsia="等线" w:cs="Times New Roman"/>
+          <w:sz w:val="21"/>
+          <w:szCs w:val="21"/>
+        </w:rPr>
+      </w:pPr>
+      <w:r>
+        <w:rPr>
+          <w:rFonts w:hint="eastAsia" w:ascii="等线" w:hAnsi="等线" w:eastAsia="等线" w:cs="等线"/>
+          <w:kern w:val="0"/>
+          <w:sz w:val="21"/>
+          <w:szCs w:val="21"/>
+          <w:lang w:val="en-US" w:eastAsia="zh-CN" w:bidi="ar"/>
         </w:rPr>
         <w:t xml:space="preserve">First, no continuity. Neighboring points have no relation, so heights jump wildly.  </w:t>
       </w:r>
     </w:p>
     <w:p>
       <w:pPr>
-        <w:rPr>
-          <w:rFonts w:hint="eastAsia"/>
-        </w:rPr>
-      </w:pPr>
-      <w:r>
-        <w:rPr>
-          <w:rFonts w:hint="eastAsia"/>
+        <w:keepNext w:val="0"/>
+        <w:keepLines w:val="0"/>
+        <w:widowControl w:val="0"/>
+        <w:suppressLineNumbers w:val="0"/>
+        <w:spacing w:before="0" w:beforeAutospacing="0" w:after="0" w:afterAutospacing="0"/>
+        <w:ind w:left="0" w:right="0"/>
+        <w:jc w:val="both"/>
+        <w:rPr>
+          <w:rFonts w:hint="eastAsia" w:ascii="等线" w:hAnsi="等线" w:eastAsia="等线" w:cs="Times New Roman"/>
+          <w:sz w:val="21"/>
+          <w:szCs w:val="21"/>
+        </w:rPr>
+      </w:pPr>
+      <w:r>
+        <w:rPr>
+          <w:rFonts w:hint="eastAsia" w:ascii="等线" w:hAnsi="等线" w:eastAsia="等线" w:cs="等线"/>
+          <w:kern w:val="0"/>
+          <w:sz w:val="21"/>
+          <w:szCs w:val="21"/>
+          <w:lang w:val="en-US" w:eastAsia="zh-CN" w:bidi="ar"/>
         </w:rPr>
         <w:t xml:space="preserve">Second, not natural. Real terrain changes smoothly, not like these pixelated blocks.  </w:t>
       </w:r>
     </w:p>
     <w:p>
       <w:pPr>
-        <w:rPr>
-          <w:rFonts w:hint="eastAsia"/>
-        </w:rPr>
-      </w:pPr>
-      <w:r>
-        <w:rPr>
-          <w:rFonts w:hint="eastAsia"/>
+        <w:keepNext w:val="0"/>
+        <w:keepLines w:val="0"/>
+        <w:widowControl w:val="0"/>
+        <w:suppressLineNumbers w:val="0"/>
+        <w:spacing w:before="0" w:beforeAutospacing="0" w:after="0" w:afterAutospacing="0"/>
+        <w:ind w:left="0" w:right="0"/>
+        <w:jc w:val="both"/>
+        <w:rPr>
+          <w:rFonts w:hint="eastAsia" w:ascii="等线" w:hAnsi="等线" w:eastAsia="等线" w:cs="Times New Roman"/>
+          <w:sz w:val="21"/>
+          <w:szCs w:val="21"/>
+        </w:rPr>
+      </w:pPr>
+      <w:r>
+        <w:rPr>
+          <w:rFonts w:hint="eastAsia" w:ascii="等线" w:hAnsi="等线" w:eastAsia="等线" w:cs="等线"/>
+          <w:kern w:val="0"/>
+          <w:sz w:val="21"/>
+          <w:szCs w:val="21"/>
+          <w:lang w:val="en-US" w:eastAsia="zh-CN" w:bidi="ar"/>
         </w:rPr>
         <w:t xml:space="preserve">Third, hard to control. We cannot adjust how rough or curved the terrain is.  </w:t>
       </w:r>
     </w:p>
     <w:p>
       <w:pPr>
-        <w:rPr>
-          <w:rFonts w:hint="eastAsia"/>
-        </w:rPr>
-      </w:pPr>
-      <w:r>
-        <w:rPr>
-          <w:rFonts w:hint="eastAsia"/>
+        <w:keepNext w:val="0"/>
+        <w:keepLines w:val="0"/>
+        <w:widowControl w:val="0"/>
+        <w:suppressLineNumbers w:val="0"/>
+        <w:spacing w:before="0" w:beforeAutospacing="0" w:after="0" w:afterAutospacing="0"/>
+        <w:ind w:left="0" w:right="0"/>
+        <w:jc w:val="both"/>
+        <w:rPr>
+          <w:rFonts w:hint="eastAsia" w:ascii="等线" w:hAnsi="等线" w:eastAsia="等线" w:cs="Times New Roman"/>
+          <w:sz w:val="21"/>
+          <w:szCs w:val="21"/>
+        </w:rPr>
+      </w:pPr>
+      <w:r>
+        <w:rPr>
+          <w:rFonts w:hint="eastAsia" w:ascii="等线" w:hAnsi="等线" w:eastAsia="等线" w:cs="等线"/>
+          <w:kern w:val="0"/>
+          <w:sz w:val="21"/>
+          <w:szCs w:val="21"/>
+          <w:lang w:val="en-US" w:eastAsia="zh-CN" w:bidi="ar"/>
         </w:rPr>
         <w:t xml:space="preserve">So what can we do?  </w:t>
       </w:r>
     </w:p>
     <w:p>
       <w:pPr>
-        <w:rPr>
-          <w:rFonts w:hint="eastAsia"/>
-        </w:rPr>
-      </w:pPr>
-      <w:r>
-        <w:rPr>
-          <w:rFonts w:hint="eastAsia"/>
+        <w:keepNext w:val="0"/>
+        <w:keepLines w:val="0"/>
+        <w:widowControl w:val="0"/>
+        <w:suppressLineNumbers w:val="0"/>
+        <w:spacing w:before="0" w:beforeAutospacing="0" w:after="0" w:afterAutospacing="0"/>
+        <w:ind w:left="0" w:right="0"/>
+        <w:jc w:val="both"/>
+        <w:rPr>
+          <w:rFonts w:hint="eastAsia" w:ascii="等线" w:hAnsi="等线" w:eastAsia="等线" w:cs="Times New Roman"/>
+          <w:sz w:val="21"/>
+          <w:szCs w:val="21"/>
+        </w:rPr>
+      </w:pPr>
+      <w:r>
+        <w:rPr>
+          <w:rFonts w:hint="eastAsia" w:ascii="等线" w:hAnsi="等线" w:eastAsia="等线" w:cs="等线"/>
+          <w:kern w:val="0"/>
+          <w:sz w:val="21"/>
+          <w:szCs w:val="21"/>
+          <w:lang w:val="en-US" w:eastAsia="zh-CN" w:bidi="ar"/>
         </w:rPr>
         <w:t xml:space="preserve">We need a method that is both random and smooth.  </w:t>
       </w:r>
     </w:p>
     <w:p>
       <w:pPr>
-        <w:rPr>
-          <w:rFonts w:hint="eastAsia"/>
-        </w:rPr>
-      </w:pPr>
-      <w:r>
-        <w:rPr>
-          <w:rFonts w:hint="eastAsia"/>
+        <w:keepNext w:val="0"/>
+        <w:keepLines w:val="0"/>
+        <w:widowControl w:val="0"/>
+        <w:suppressLineNumbers w:val="0"/>
+        <w:spacing w:before="0" w:beforeAutospacing="0" w:after="0" w:afterAutospacing="0"/>
+        <w:ind w:left="0" w:right="0"/>
+        <w:jc w:val="both"/>
+        <w:rPr>
+          <w:rFonts w:hint="eastAsia" w:ascii="等线" w:hAnsi="等线" w:eastAsia="等线" w:cs="Times New Roman"/>
+          <w:sz w:val="21"/>
+          <w:szCs w:val="21"/>
+        </w:rPr>
+      </w:pPr>
+      <w:r>
+        <w:rPr>
+          <w:rFonts w:hint="eastAsia" w:ascii="等线" w:hAnsi="等线" w:eastAsia="等线" w:cs="等线"/>
+          <w:kern w:val="0"/>
+          <w:sz w:val="21"/>
+          <w:szCs w:val="21"/>
+          <w:lang w:val="en-US" w:eastAsia="zh-CN" w:bidi="ar"/>
         </w:rPr>
         <w:t xml:space="preserve">That's when Perlin noise comes in.  </w:t>
       </w:r>
     </w:p>
     <w:p>
       <w:pPr>
-        <w:rPr>
-          <w:rFonts w:hint="eastAsia"/>
-        </w:rPr>
-      </w:pPr>
-    </w:p>
-    <w:p>
-      <w:pPr>
-        <w:rPr>
-          <w:rFonts w:hint="eastAsia"/>
-        </w:rPr>
-      </w:pPr>
-      <w:r>
-        <w:rPr>
-          <w:rFonts w:hint="eastAsia"/>
+        <w:keepNext w:val="0"/>
+        <w:keepLines w:val="0"/>
+        <w:widowControl w:val="0"/>
+        <w:suppressLineNumbers w:val="0"/>
+        <w:spacing w:before="0" w:beforeAutospacing="0" w:after="0" w:afterAutospacing="0"/>
+        <w:ind w:left="0" w:right="0"/>
+        <w:jc w:val="both"/>
+        <w:rPr>
+          <w:rFonts w:hint="eastAsia" w:ascii="等线" w:hAnsi="等线" w:eastAsia="等线" w:cs="Times New Roman"/>
+          <w:sz w:val="21"/>
+          <w:szCs w:val="21"/>
+        </w:rPr>
+      </w:pPr>
+      <w:r>
+        <w:rPr>
+          <w:rFonts w:hint="eastAsia" w:ascii="等线" w:hAnsi="等线" w:eastAsia="等线" w:cs="Times New Roman"/>
+          <w:kern w:val="0"/>
+          <w:sz w:val="21"/>
+          <w:szCs w:val="21"/>
+          <w:lang w:val="en-US" w:eastAsia="zh-CN" w:bidi="ar"/>
+        </w:rPr>
+        <w:t xml:space="preserve"> </w:t>
+      </w:r>
+    </w:p>
+    <w:p>
+      <w:pPr>
+        <w:keepNext w:val="0"/>
+        <w:keepLines w:val="0"/>
+        <w:widowControl w:val="0"/>
+        <w:suppressLineNumbers w:val="0"/>
+        <w:spacing w:before="0" w:beforeAutospacing="0" w:after="0" w:afterAutospacing="0"/>
+        <w:ind w:left="0" w:right="0"/>
+        <w:jc w:val="both"/>
+        <w:rPr>
+          <w:rFonts w:hint="eastAsia" w:ascii="等线" w:hAnsi="等线" w:eastAsia="等线" w:cs="Times New Roman"/>
+          <w:sz w:val="21"/>
+          <w:szCs w:val="21"/>
+        </w:rPr>
+      </w:pPr>
+      <w:r>
+        <w:rPr>
+          <w:rFonts w:hint="eastAsia" w:ascii="等线" w:hAnsi="等线" w:eastAsia="等线" w:cs="等线"/>
+          <w:kern w:val="0"/>
+          <w:sz w:val="21"/>
+          <w:szCs w:val="21"/>
+          <w:lang w:val="en-US" w:eastAsia="zh-CN" w:bidi="ar"/>
         </w:rPr>
         <w:t xml:space="preserve">(Part 2: The Inventor)  </w:t>
       </w:r>
     </w:p>
     <w:p>
       <w:pPr>
-        <w:rPr>
-          <w:rFonts w:hint="eastAsia"/>
-        </w:rPr>
-      </w:pPr>
-    </w:p>
-    <w:p>
-      <w:pPr>
-        <w:rPr>
-          <w:rFonts w:hint="eastAsia"/>
-        </w:rPr>
-      </w:pPr>
-      <w:r>
-        <w:rPr>
-          <w:rFonts w:hint="eastAsia"/>
+        <w:keepNext w:val="0"/>
+        <w:keepLines w:val="0"/>
+        <w:widowControl w:val="0"/>
+        <w:suppressLineNumbers w:val="0"/>
+        <w:spacing w:before="0" w:beforeAutospacing="0" w:after="0" w:afterAutospacing="0"/>
+        <w:ind w:left="0" w:right="0"/>
+        <w:jc w:val="both"/>
+        <w:rPr>
+          <w:rFonts w:hint="eastAsia" w:ascii="等线" w:hAnsi="等线" w:eastAsia="等线" w:cs="Times New Roman"/>
+          <w:sz w:val="21"/>
+          <w:szCs w:val="21"/>
+        </w:rPr>
+      </w:pPr>
+      <w:r>
+        <w:rPr>
+          <w:rFonts w:hint="eastAsia" w:ascii="等线" w:hAnsi="等线" w:eastAsia="等线" w:cs="Times New Roman"/>
+          <w:kern w:val="0"/>
+          <w:sz w:val="21"/>
+          <w:szCs w:val="21"/>
+          <w:lang w:val="en-US" w:eastAsia="zh-CN" w:bidi="ar"/>
+        </w:rPr>
+        <w:t xml:space="preserve"> </w:t>
+      </w:r>
+    </w:p>
+    <w:p>
+      <w:pPr>
+        <w:keepNext w:val="0"/>
+        <w:keepLines w:val="0"/>
+        <w:widowControl w:val="0"/>
+        <w:suppressLineNumbers w:val="0"/>
+        <w:spacing w:before="0" w:beforeAutospacing="0" w:after="0" w:afterAutospacing="0"/>
+        <w:ind w:left="0" w:right="0"/>
+        <w:jc w:val="both"/>
+        <w:rPr>
+          <w:rFonts w:hint="eastAsia" w:ascii="等线" w:hAnsi="等线" w:eastAsia="等线" w:cs="Times New Roman"/>
+          <w:sz w:val="21"/>
+          <w:szCs w:val="21"/>
+        </w:rPr>
+      </w:pPr>
+      <w:r>
+        <w:rPr>
+          <w:rFonts w:hint="eastAsia" w:ascii="等线" w:hAnsi="等线" w:eastAsia="等线" w:cs="等线"/>
+          <w:kern w:val="0"/>
+          <w:sz w:val="21"/>
+          <w:szCs w:val="21"/>
+          <w:lang w:val="en-US" w:eastAsia="zh-CN" w:bidi="ar"/>
         </w:rPr>
         <w:t xml:space="preserve">Before we go deeper, let's meet the inventor--Ken Perlin. He is an American computer scientist and a professor at New York University. In 1983, he invented Perlin noise. In 1997, he won a Technical Achievement Award from the Oscars. Perlin noise is one of the few computer algorithms that has won an Oscar.  </w:t>
       </w:r>
     </w:p>
     <w:p>
       <w:pPr>
-        <w:rPr>
-          <w:rFonts w:hint="eastAsia"/>
-        </w:rPr>
-      </w:pPr>
-    </w:p>
-    <w:p>
-      <w:pPr>
-        <w:rPr>
-          <w:rFonts w:hint="eastAsia"/>
-        </w:rPr>
-      </w:pPr>
-      <w:r>
-        <w:rPr>
-          <w:rFonts w:hint="eastAsia"/>
+        <w:keepNext w:val="0"/>
+        <w:keepLines w:val="0"/>
+        <w:widowControl w:val="0"/>
+        <w:suppressLineNumbers w:val="0"/>
+        <w:spacing w:before="0" w:beforeAutospacing="0" w:after="0" w:afterAutospacing="0"/>
+        <w:ind w:left="0" w:right="0"/>
+        <w:jc w:val="both"/>
+        <w:rPr>
+          <w:rFonts w:hint="eastAsia" w:ascii="等线" w:hAnsi="等线" w:eastAsia="等线" w:cs="Times New Roman"/>
+          <w:sz w:val="21"/>
+          <w:szCs w:val="21"/>
+        </w:rPr>
+      </w:pPr>
+      <w:r>
+        <w:rPr>
+          <w:rFonts w:hint="eastAsia" w:ascii="等线" w:hAnsi="等线" w:eastAsia="等线" w:cs="Times New Roman"/>
+          <w:kern w:val="0"/>
+          <w:sz w:val="21"/>
+          <w:szCs w:val="21"/>
+          <w:lang w:val="en-US" w:eastAsia="zh-CN" w:bidi="ar"/>
+        </w:rPr>
+        <w:t xml:space="preserve"> </w:t>
+      </w:r>
+    </w:p>
+    <w:p>
+      <w:pPr>
+        <w:keepNext w:val="0"/>
+        <w:keepLines w:val="0"/>
+        <w:widowControl w:val="0"/>
+        <w:suppressLineNumbers w:val="0"/>
+        <w:spacing w:before="0" w:beforeAutospacing="0" w:after="0" w:afterAutospacing="0"/>
+        <w:ind w:left="0" w:right="0"/>
+        <w:jc w:val="both"/>
+        <w:rPr>
+          <w:rFonts w:hint="eastAsia" w:ascii="等线" w:hAnsi="等线" w:eastAsia="等线" w:cs="Times New Roman"/>
+          <w:sz w:val="21"/>
+          <w:szCs w:val="21"/>
+        </w:rPr>
+      </w:pPr>
+      <w:r>
+        <w:rPr>
+          <w:rFonts w:hint="eastAsia" w:ascii="等线" w:hAnsi="等线" w:eastAsia="等线" w:cs="等线"/>
+          <w:kern w:val="0"/>
+          <w:sz w:val="21"/>
+          <w:szCs w:val="21"/>
+          <w:lang w:val="en-US" w:eastAsia="zh-CN" w:bidi="ar"/>
         </w:rPr>
         <w:t xml:space="preserve">A short story: In 1982, Disney made the movie Tron, one of the first films to use computer-generated images. Ken Perlin worked on the special effects. But he found that the computer-generated textures looked too artificial--mountains didn't look like mountains, clouds didn't look like clouds. So he observed nature: mountains, flowing clouds, marble patterns. He noticed that they all look random but are actually continuous and smooth. Based on this, he invented Perlin noise.  </w:t>
       </w:r>
     </w:p>
     <w:p>
       <w:pPr>
-        <w:rPr>
-          <w:rFonts w:hint="eastAsia"/>
-        </w:rPr>
-      </w:pPr>
-    </w:p>
-    <w:p>
-      <w:pPr>
-        <w:rPr>
-          <w:rFonts w:hint="eastAsia"/>
-        </w:rPr>
-      </w:pPr>
-      <w:r>
-        <w:rPr>
-          <w:rFonts w:hint="eastAsia"/>
+        <w:keepNext w:val="0"/>
+        <w:keepLines w:val="0"/>
+        <w:widowControl w:val="0"/>
+        <w:suppressLineNumbers w:val="0"/>
+        <w:spacing w:before="0" w:beforeAutospacing="0" w:after="0" w:afterAutospacing="0"/>
+        <w:ind w:left="0" w:right="0"/>
+        <w:jc w:val="both"/>
+        <w:rPr>
+          <w:rFonts w:hint="eastAsia" w:ascii="等线" w:hAnsi="等线" w:eastAsia="等线" w:cs="Times New Roman"/>
+          <w:sz w:val="21"/>
+          <w:szCs w:val="21"/>
+        </w:rPr>
+      </w:pPr>
+      <w:r>
+        <w:rPr>
+          <w:rFonts w:hint="eastAsia" w:ascii="等线" w:hAnsi="等线" w:eastAsia="等线" w:cs="Times New Roman"/>
+          <w:kern w:val="0"/>
+          <w:sz w:val="21"/>
+          <w:szCs w:val="21"/>
+          <w:lang w:val="en-US" w:eastAsia="zh-CN" w:bidi="ar"/>
+        </w:rPr>
+        <w:t xml:space="preserve"> </w:t>
+      </w:r>
+    </w:p>
+    <w:p>
+      <w:pPr>
+        <w:keepNext w:val="0"/>
+        <w:keepLines w:val="0"/>
+        <w:widowControl w:val="0"/>
+        <w:suppressLineNumbers w:val="0"/>
+        <w:spacing w:before="0" w:beforeAutospacing="0" w:after="0" w:afterAutospacing="0"/>
+        <w:ind w:left="0" w:right="0"/>
+        <w:jc w:val="both"/>
+        <w:rPr>
+          <w:rFonts w:hint="eastAsia" w:ascii="等线" w:hAnsi="等线" w:eastAsia="等线" w:cs="Times New Roman"/>
+          <w:sz w:val="21"/>
+          <w:szCs w:val="21"/>
+        </w:rPr>
+      </w:pPr>
+      <w:r>
+        <w:rPr>
+          <w:rFonts w:hint="eastAsia" w:ascii="等线" w:hAnsi="等线" w:eastAsia="等线" w:cs="等线"/>
+          <w:kern w:val="0"/>
+          <w:sz w:val="21"/>
+          <w:szCs w:val="21"/>
+          <w:lang w:val="en-US" w:eastAsia="zh-CN" w:bidi="ar"/>
         </w:rPr>
         <w:t xml:space="preserve">(Part 3: Core Principle)  </w:t>
       </w:r>
     </w:p>
     <w:p>
       <w:pPr>
-        <w:rPr>
-          <w:rFonts w:hint="eastAsia"/>
-        </w:rPr>
-      </w:pPr>
-    </w:p>
-    <w:p>
-      <w:pPr>
-        <w:rPr>
-          <w:rFonts w:hint="eastAsia"/>
-        </w:rPr>
-      </w:pPr>
-      <w:r>
-        <w:rPr>
-          <w:rFonts w:hint="eastAsia"/>
+        <w:keepNext w:val="0"/>
+        <w:keepLines w:val="0"/>
+        <w:widowControl w:val="0"/>
+        <w:suppressLineNumbers w:val="0"/>
+        <w:spacing w:before="0" w:beforeAutospacing="0" w:after="0" w:afterAutospacing="0"/>
+        <w:ind w:left="0" w:right="0"/>
+        <w:jc w:val="both"/>
+        <w:rPr>
+          <w:rFonts w:hint="eastAsia" w:ascii="等线" w:hAnsi="等线" w:eastAsia="等线" w:cs="Times New Roman"/>
+          <w:sz w:val="21"/>
+          <w:szCs w:val="21"/>
+        </w:rPr>
+      </w:pPr>
+      <w:r>
+        <w:rPr>
+          <w:rFonts w:hint="eastAsia" w:ascii="等线" w:hAnsi="等线" w:eastAsia="等线" w:cs="Times New Roman"/>
+          <w:kern w:val="0"/>
+          <w:sz w:val="21"/>
+          <w:szCs w:val="21"/>
+          <w:lang w:val="en-US" w:eastAsia="zh-CN" w:bidi="ar"/>
+        </w:rPr>
+        <w:t xml:space="preserve"> </w:t>
+      </w:r>
+    </w:p>
+    <w:p>
+      <w:pPr>
+        <w:keepNext w:val="0"/>
+        <w:keepLines w:val="0"/>
+        <w:widowControl w:val="0"/>
+        <w:suppressLineNumbers w:val="0"/>
+        <w:spacing w:before="0" w:beforeAutospacing="0" w:after="0" w:afterAutospacing="0"/>
+        <w:ind w:left="0" w:right="0"/>
+        <w:jc w:val="both"/>
+        <w:rPr>
+          <w:rFonts w:hint="eastAsia" w:ascii="等线" w:hAnsi="等线" w:eastAsia="等线" w:cs="Times New Roman"/>
+          <w:sz w:val="21"/>
+          <w:szCs w:val="21"/>
+        </w:rPr>
+      </w:pPr>
+      <w:r>
+        <w:rPr>
+          <w:rFonts w:hint="eastAsia" w:ascii="等线" w:hAnsi="等线" w:eastAsia="等线" w:cs="等线"/>
+          <w:kern w:val="0"/>
+          <w:sz w:val="21"/>
+          <w:szCs w:val="21"/>
+          <w:lang w:val="en-US" w:eastAsia="zh-CN" w:bidi="ar"/>
         </w:rPr>
         <w:t xml:space="preserve">Now we come to the most important part--how does Perlin noise work? It has five steps.  </w:t>
       </w:r>
     </w:p>
     <w:p>
       <w:pPr>
-        <w:rPr>
-          <w:rFonts w:hint="eastAsia"/>
-        </w:rPr>
-      </w:pPr>
-    </w:p>
-    <w:p>
-      <w:pPr>
-        <w:rPr>
-          <w:rFonts w:hint="eastAsia"/>
-        </w:rPr>
-      </w:pPr>
-      <w:r>
-        <w:rPr>
-          <w:rFonts w:hint="eastAsia"/>
+        <w:keepNext w:val="0"/>
+        <w:keepLines w:val="0"/>
+        <w:widowControl w:val="0"/>
+        <w:suppressLineNumbers w:val="0"/>
+        <w:spacing w:before="0" w:beforeAutospacing="0" w:after="0" w:afterAutospacing="0"/>
+        <w:ind w:left="0" w:right="0"/>
+        <w:jc w:val="both"/>
+        <w:rPr>
+          <w:rFonts w:hint="eastAsia" w:ascii="等线" w:hAnsi="等线" w:eastAsia="等线" w:cs="Times New Roman"/>
+          <w:sz w:val="21"/>
+          <w:szCs w:val="21"/>
+        </w:rPr>
+      </w:pPr>
+      <w:r>
+        <w:rPr>
+          <w:rFonts w:hint="eastAsia" w:ascii="等线" w:hAnsi="等线" w:eastAsia="等线" w:cs="Times New Roman"/>
+          <w:kern w:val="0"/>
+          <w:sz w:val="21"/>
+          <w:szCs w:val="21"/>
+          <w:lang w:val="en-US" w:eastAsia="zh-CN" w:bidi="ar"/>
+        </w:rPr>
+        <w:t xml:space="preserve"> </w:t>
+      </w:r>
+    </w:p>
+    <w:p>
+      <w:pPr>
+        <w:keepNext w:val="0"/>
+        <w:keepLines w:val="0"/>
+        <w:widowControl w:val="0"/>
+        <w:suppressLineNumbers w:val="0"/>
+        <w:spacing w:before="0" w:beforeAutospacing="0" w:after="0" w:afterAutospacing="0"/>
+        <w:ind w:left="0" w:right="0"/>
+        <w:jc w:val="both"/>
+        <w:rPr>
+          <w:rFonts w:hint="eastAsia" w:ascii="等线" w:hAnsi="等线" w:eastAsia="等线" w:cs="Times New Roman"/>
+          <w:sz w:val="21"/>
+          <w:szCs w:val="21"/>
+        </w:rPr>
+      </w:pPr>
+      <w:r>
+        <w:rPr>
+          <w:rFonts w:hint="eastAsia" w:ascii="等线" w:hAnsi="等线" w:eastAsia="等线" w:cs="等线"/>
+          <w:kern w:val="0"/>
+          <w:sz w:val="21"/>
+          <w:szCs w:val="21"/>
+          <w:lang w:val="en-US" w:eastAsia="zh-CN" w:bidi="ar"/>
         </w:rPr>
         <w:t xml:space="preserve">Step 1: Grid division.  </w:t>
       </w:r>
     </w:p>
     <w:p>
       <w:pPr>
-        <w:rPr>
-          <w:rFonts w:hint="eastAsia"/>
-        </w:rPr>
-      </w:pPr>
-      <w:r>
-        <w:rPr>
-          <w:rFonts w:hint="eastAsia"/>
+        <w:keepNext w:val="0"/>
+        <w:keepLines w:val="0"/>
+        <w:widowControl w:val="0"/>
+        <w:suppressLineNumbers w:val="0"/>
+        <w:spacing w:before="0" w:beforeAutospacing="0" w:after="0" w:afterAutospacing="0"/>
+        <w:ind w:left="0" w:right="0"/>
+        <w:jc w:val="both"/>
+        <w:rPr>
+          <w:rFonts w:hint="eastAsia" w:ascii="等线" w:hAnsi="等线" w:eastAsia="等线" w:cs="Times New Roman"/>
+          <w:sz w:val="21"/>
+          <w:szCs w:val="21"/>
+        </w:rPr>
+      </w:pPr>
+      <w:r>
+        <w:rPr>
+          <w:rFonts w:hint="eastAsia" w:ascii="等线" w:hAnsi="等线" w:eastAsia="等线" w:cs="等线"/>
+          <w:kern w:val="0"/>
+          <w:sz w:val="21"/>
+          <w:szCs w:val="21"/>
+          <w:lang w:val="en-US" w:eastAsia="zh-CN" w:bidi="ar"/>
         </w:rPr>
         <w:t xml:space="preserve">We divide the space into small squares. Each corner point is called a grid point, and it has fixed integer coordinates. For any point, we take the floor of its coordinates to find which grid cell it belongs to.  </w:t>
       </w:r>
     </w:p>
     <w:p>
       <w:pPr>
-        <w:rPr>
-          <w:rFonts w:hint="eastAsia"/>
-        </w:rPr>
-      </w:pPr>
-    </w:p>
-    <w:p>
-      <w:pPr>
-        <w:rPr>
-          <w:rFonts w:hint="eastAsia"/>
-        </w:rPr>
-      </w:pPr>
-      <w:r>
-        <w:rPr>
-          <w:rFonts w:hint="eastAsia"/>
+        <w:keepNext w:val="0"/>
+        <w:keepLines w:val="0"/>
+        <w:widowControl w:val="0"/>
+        <w:suppressLineNumbers w:val="0"/>
+        <w:spacing w:before="0" w:beforeAutospacing="0" w:after="0" w:afterAutospacing="0"/>
+        <w:ind w:left="0" w:right="0"/>
+        <w:jc w:val="both"/>
+        <w:rPr>
+          <w:rFonts w:hint="eastAsia" w:ascii="等线" w:hAnsi="等线" w:eastAsia="等线" w:cs="Times New Roman"/>
+          <w:sz w:val="21"/>
+          <w:szCs w:val="21"/>
+        </w:rPr>
+      </w:pPr>
+      <w:r>
+        <w:rPr>
+          <w:rFonts w:hint="eastAsia" w:ascii="等线" w:hAnsi="等线" w:eastAsia="等线" w:cs="Times New Roman"/>
+          <w:kern w:val="0"/>
+          <w:sz w:val="21"/>
+          <w:szCs w:val="21"/>
+          <w:lang w:val="en-US" w:eastAsia="zh-CN" w:bidi="ar"/>
+        </w:rPr>
+        <w:t xml:space="preserve"> </w:t>
+      </w:r>
+    </w:p>
+    <w:p>
+      <w:pPr>
+        <w:keepNext w:val="0"/>
+        <w:keepLines w:val="0"/>
+        <w:widowControl w:val="0"/>
+        <w:suppressLineNumbers w:val="0"/>
+        <w:spacing w:before="0" w:beforeAutospacing="0" w:after="0" w:afterAutospacing="0"/>
+        <w:ind w:left="0" w:right="0"/>
+        <w:jc w:val="both"/>
+        <w:rPr>
+          <w:rFonts w:hint="eastAsia" w:ascii="等线" w:hAnsi="等线" w:eastAsia="等线" w:cs="Times New Roman"/>
+          <w:sz w:val="21"/>
+          <w:szCs w:val="21"/>
+        </w:rPr>
+      </w:pPr>
+      <w:r>
+        <w:rPr>
+          <w:rFonts w:hint="eastAsia" w:ascii="等线" w:hAnsi="等线" w:eastAsia="等线" w:cs="等线"/>
+          <w:kern w:val="0"/>
+          <w:sz w:val="21"/>
+          <w:szCs w:val="21"/>
+          <w:lang w:val="en-US" w:eastAsia="zh-CN" w:bidi="ar"/>
         </w:rPr>
         <w:t xml:space="preserve">Step 2: Assign gradient vectors.  </w:t>
       </w:r>
     </w:p>
     <w:p>
       <w:pPr>
-        <w:rPr>
-          <w:rFonts w:hint="eastAsia"/>
-        </w:rPr>
-      </w:pPr>
-      <w:r>
-        <w:rPr>
-          <w:rFonts w:hint="eastAsia"/>
+        <w:keepNext w:val="0"/>
+        <w:keepLines w:val="0"/>
+        <w:widowControl w:val="0"/>
+        <w:suppressLineNumbers w:val="0"/>
+        <w:spacing w:before="0" w:beforeAutospacing="0" w:after="0" w:afterAutospacing="0"/>
+        <w:ind w:left="0" w:right="0"/>
+        <w:jc w:val="both"/>
+        <w:rPr>
+          <w:rFonts w:hint="eastAsia" w:ascii="等线" w:hAnsi="等线" w:eastAsia="等线" w:cs="Times New Roman"/>
+          <w:sz w:val="21"/>
+          <w:szCs w:val="21"/>
+        </w:rPr>
+      </w:pPr>
+      <w:r>
+        <w:rPr>
+          <w:rFonts w:hint="eastAsia" w:ascii="等线" w:hAnsi="等线" w:eastAsia="等线" w:cs="等线"/>
+          <w:kern w:val="0"/>
+          <w:sz w:val="21"/>
+          <w:szCs w:val="21"/>
+          <w:lang w:val="en-US" w:eastAsia="zh-CN" w:bidi="ar"/>
         </w:rPr>
         <w:t xml:space="preserve">First, what is a vector? You can think of it as an arrow with a direction, having both length and direction. We give each grid point a random unit vector--that is, a vector of length 1 with a random direction. This is called a gradient vector.  </w:t>
       </w:r>
     </w:p>
     <w:p>
       <w:pPr>
-        <w:rPr>
-          <w:rFonts w:hint="eastAsia"/>
-        </w:rPr>
-      </w:pPr>
-    </w:p>
-    <w:p>
-      <w:pPr>
-        <w:rPr>
-          <w:rFonts w:hint="eastAsia"/>
-        </w:rPr>
-      </w:pPr>
-      <w:r>
-        <w:rPr>
-          <w:rFonts w:hint="eastAsia"/>
+        <w:keepNext w:val="0"/>
+        <w:keepLines w:val="0"/>
+        <w:widowControl w:val="0"/>
+        <w:suppressLineNumbers w:val="0"/>
+        <w:spacing w:before="0" w:beforeAutospacing="0" w:after="0" w:afterAutospacing="0"/>
+        <w:ind w:left="0" w:right="0"/>
+        <w:jc w:val="both"/>
+        <w:rPr>
+          <w:rFonts w:hint="eastAsia" w:ascii="等线" w:hAnsi="等线" w:eastAsia="等线" w:cs="Times New Roman"/>
+          <w:sz w:val="21"/>
+          <w:szCs w:val="21"/>
+        </w:rPr>
+      </w:pPr>
+      <w:r>
+        <w:rPr>
+          <w:rFonts w:hint="eastAsia" w:ascii="等线" w:hAnsi="等线" w:eastAsia="等线" w:cs="Times New Roman"/>
+          <w:kern w:val="0"/>
+          <w:sz w:val="21"/>
+          <w:szCs w:val="21"/>
+          <w:lang w:val="en-US" w:eastAsia="zh-CN" w:bidi="ar"/>
+        </w:rPr>
+        <w:t xml:space="preserve"> </w:t>
+      </w:r>
+    </w:p>
+    <w:p>
+      <w:pPr>
+        <w:keepNext w:val="0"/>
+        <w:keepLines w:val="0"/>
+        <w:widowControl w:val="0"/>
+        <w:suppressLineNumbers w:val="0"/>
+        <w:spacing w:before="0" w:beforeAutospacing="0" w:after="0" w:afterAutospacing="0"/>
+        <w:ind w:left="0" w:right="0"/>
+        <w:jc w:val="both"/>
+        <w:rPr>
+          <w:rFonts w:hint="eastAsia" w:ascii="等线" w:hAnsi="等线" w:eastAsia="等线" w:cs="Times New Roman"/>
+          <w:sz w:val="21"/>
+          <w:szCs w:val="21"/>
+        </w:rPr>
+      </w:pPr>
+      <w:r>
+        <w:rPr>
+          <w:rFonts w:hint="eastAsia" w:ascii="等线" w:hAnsi="等线" w:eastAsia="等线" w:cs="等线"/>
+          <w:kern w:val="0"/>
+          <w:sz w:val="21"/>
+          <w:szCs w:val="21"/>
+          <w:lang w:val="en-US" w:eastAsia="zh-CN" w:bidi="ar"/>
         </w:rPr>
         <w:t xml:space="preserve">Step 3: Dot product.  </w:t>
       </w:r>
     </w:p>
     <w:p>
       <w:pPr>
-        <w:rPr>
-          <w:rFonts w:hint="eastAsia"/>
-        </w:rPr>
-      </w:pPr>
-      <w:r>
-        <w:rPr>
-          <w:rFonts w:hint="eastAsia"/>
+        <w:keepNext w:val="0"/>
+        <w:keepLines w:val="0"/>
+        <w:widowControl w:val="0"/>
+        <w:suppressLineNumbers w:val="0"/>
+        <w:spacing w:before="0" w:beforeAutospacing="0" w:after="0" w:afterAutospacing="0"/>
+        <w:ind w:left="0" w:right="0"/>
+        <w:jc w:val="both"/>
+        <w:rPr>
+          <w:rFonts w:hint="eastAsia" w:ascii="等线" w:hAnsi="等线" w:eastAsia="等线" w:cs="Times New Roman"/>
+          <w:sz w:val="21"/>
+          <w:szCs w:val="21"/>
+        </w:rPr>
+      </w:pPr>
+      <w:r>
+        <w:rPr>
+          <w:rFonts w:hint="eastAsia" w:ascii="等线" w:hAnsi="等线" w:eastAsia="等线" w:cs="等线"/>
+          <w:kern w:val="0"/>
+          <w:sz w:val="21"/>
+          <w:szCs w:val="21"/>
+          <w:lang w:val="en-US" w:eastAsia="zh-CN" w:bidi="ar"/>
         </w:rPr>
         <w:t xml:space="preserve">From each of the four corners of the square, draw an arrow to the target point. This arrow is called a distance vector. Then we compute the dot product between the gradient vector and the distance vector for each corner. The dot product result can be understood simply as: the more aligned the two arrows are, the larger the result; the more opposite they are, the smaller the result. So we compute four numbers, one for each corner.  </w:t>
       </w:r>
     </w:p>
     <w:p>
       <w:pPr>
-        <w:rPr>
-          <w:rFonts w:hint="eastAsia"/>
-        </w:rPr>
-      </w:pPr>
-    </w:p>
-    <w:p>
-      <w:pPr>
-        <w:rPr>
-          <w:rFonts w:hint="eastAsia"/>
-        </w:rPr>
-      </w:pPr>
-      <w:r>
-        <w:rPr>
-          <w:rFonts w:hint="eastAsia"/>
+        <w:keepNext w:val="0"/>
+        <w:keepLines w:val="0"/>
+        <w:widowControl w:val="0"/>
+        <w:suppressLineNumbers w:val="0"/>
+        <w:spacing w:before="0" w:beforeAutospacing="0" w:after="0" w:afterAutospacing="0"/>
+        <w:ind w:left="0" w:right="0"/>
+        <w:jc w:val="both"/>
+        <w:rPr>
+          <w:rFonts w:hint="eastAsia" w:ascii="等线" w:hAnsi="等线" w:eastAsia="等线" w:cs="Times New Roman"/>
+          <w:sz w:val="21"/>
+          <w:szCs w:val="21"/>
+        </w:rPr>
+      </w:pPr>
+      <w:r>
+        <w:rPr>
+          <w:rFonts w:hint="eastAsia" w:ascii="等线" w:hAnsi="等线" w:eastAsia="等线" w:cs="Times New Roman"/>
+          <w:kern w:val="0"/>
+          <w:sz w:val="21"/>
+          <w:szCs w:val="21"/>
+          <w:lang w:val="en-US" w:eastAsia="zh-CN" w:bidi="ar"/>
+        </w:rPr>
+        <w:t xml:space="preserve"> </w:t>
+      </w:r>
+    </w:p>
+    <w:p>
+      <w:pPr>
+        <w:keepNext w:val="0"/>
+        <w:keepLines w:val="0"/>
+        <w:widowControl w:val="0"/>
+        <w:suppressLineNumbers w:val="0"/>
+        <w:spacing w:before="0" w:beforeAutospacing="0" w:after="0" w:afterAutospacing="0"/>
+        <w:ind w:left="0" w:right="0"/>
+        <w:jc w:val="both"/>
+        <w:rPr>
+          <w:rFonts w:hint="eastAsia" w:ascii="等线" w:hAnsi="等线" w:eastAsia="等线" w:cs="Times New Roman"/>
+          <w:sz w:val="21"/>
+          <w:szCs w:val="21"/>
+        </w:rPr>
+      </w:pPr>
+      <w:r>
+        <w:rPr>
+          <w:rFonts w:hint="eastAsia" w:ascii="等线" w:hAnsi="等线" w:eastAsia="等线" w:cs="等线"/>
+          <w:kern w:val="0"/>
+          <w:sz w:val="21"/>
+          <w:szCs w:val="21"/>
+          <w:lang w:val="en-US" w:eastAsia="zh-CN" w:bidi="ar"/>
         </w:rPr>
         <w:t xml:space="preserve">Step 4: Smooth interpolation.  </w:t>
       </w:r>
     </w:p>
     <w:p>
       <w:pPr>
-        <w:rPr>
-          <w:rFonts w:hint="eastAsia"/>
-        </w:rPr>
-      </w:pPr>
-      <w:r>
-        <w:rPr>
-          <w:rFonts w:hint="eastAsia"/>
-        </w:rPr>
-        <w:t xml:space="preserve">We combine the four numbers into one value. Perlin noise uses a smooth function: f(t)=6t⁵-15t⁴+10t³ (read as "f of t equals six times t to the fifth power minus fifteen times t to the fourth power plus ten times t cubed"). When t=0, the result is 0; when t=1, the result is 1; and the rate of change at both ends is 0. This ensures a smooth transition between neighboring squares.  </w:t>
-      </w:r>
-    </w:p>
-    <w:p>
-      <w:pPr>
-        <w:rPr>
-          <w:rFonts w:hint="eastAsia"/>
-        </w:rPr>
-      </w:pPr>
-    </w:p>
-    <w:p>
-      <w:pPr>
-        <w:rPr>
-          <w:rFonts w:hint="eastAsia"/>
-        </w:rPr>
-      </w:pPr>
-      <w:r>
-        <w:rPr>
-          <w:rFonts w:hint="eastAsia"/>
+        <w:keepNext w:val="0"/>
+        <w:keepLines w:val="0"/>
+        <w:widowControl w:val="0"/>
+        <w:suppressLineNumbers w:val="0"/>
+        <w:spacing w:before="0" w:beforeAutospacing="0" w:after="0" w:afterAutospacing="0"/>
+        <w:ind w:left="0" w:right="0"/>
+        <w:jc w:val="both"/>
+        <w:rPr>
+          <w:rFonts w:hint="eastAsia" w:ascii="等线" w:hAnsi="等线" w:eastAsia="等线" w:cs="Times New Roman"/>
+          <w:sz w:val="21"/>
+          <w:szCs w:val="21"/>
+        </w:rPr>
+      </w:pPr>
+      <w:r>
+        <w:rPr>
+          <w:rFonts w:hint="eastAsia" w:ascii="等线" w:hAnsi="等线" w:eastAsia="等线" w:cs="等线"/>
+          <w:kern w:val="0"/>
+          <w:sz w:val="21"/>
+          <w:szCs w:val="21"/>
+          <w:lang w:val="en-US" w:eastAsia="zh-CN" w:bidi="ar"/>
+        </w:rPr>
+        <w:t xml:space="preserve">We combine the four numbers into one value. </w:t>
+      </w:r>
+    </w:p>
+    <w:p>
+      <w:pPr>
+        <w:keepNext w:val="0"/>
+        <w:keepLines w:val="0"/>
+        <w:widowControl w:val="0"/>
+        <w:suppressLineNumbers w:val="0"/>
+        <w:spacing w:before="0" w:beforeAutospacing="0" w:after="0" w:afterAutospacing="0"/>
+        <w:ind w:left="0" w:right="0"/>
+        <w:jc w:val="both"/>
+        <w:rPr>
+          <w:rFonts w:hint="eastAsia" w:ascii="等线" w:hAnsi="等线" w:eastAsia="等线" w:cs="Times New Roman"/>
+          <w:sz w:val="21"/>
+          <w:szCs w:val="21"/>
+        </w:rPr>
+      </w:pPr>
+      <w:r>
+        <w:rPr>
+          <w:rFonts w:hint="eastAsia" w:ascii="等线" w:hAnsi="等线" w:eastAsia="等线" w:cs="等线"/>
+          <w:kern w:val="0"/>
+          <w:sz w:val="21"/>
+          <w:szCs w:val="21"/>
+          <w:lang w:val="en-US" w:eastAsia="zh-CN" w:bidi="ar"/>
+        </w:rPr>
+        <w:t xml:space="preserve">Perlin noise uses a smooth function: f(t)=6t⁵-15t⁴+10t³ </w:t>
+      </w:r>
+    </w:p>
+    <w:p>
+      <w:pPr>
+        <w:keepNext w:val="0"/>
+        <w:keepLines w:val="0"/>
+        <w:widowControl w:val="0"/>
+        <w:suppressLineNumbers w:val="0"/>
+        <w:spacing w:before="0" w:beforeAutospacing="0" w:after="0" w:afterAutospacing="0"/>
+        <w:ind w:left="0" w:right="0"/>
+        <w:jc w:val="both"/>
+        <w:rPr>
+          <w:rFonts w:hint="eastAsia" w:ascii="等线" w:hAnsi="等线" w:eastAsia="等线" w:cs="Times New Roman"/>
+          <w:sz w:val="21"/>
+          <w:szCs w:val="21"/>
+        </w:rPr>
+      </w:pPr>
+      <w:r>
+        <w:rPr>
+          <w:rFonts w:hint="eastAsia" w:ascii="等线" w:hAnsi="等线" w:eastAsia="等线" w:cs="等线"/>
+          <w:i/>
+          <w:iCs/>
+          <w:kern w:val="0"/>
+          <w:sz w:val="21"/>
+          <w:szCs w:val="21"/>
+          <w:lang w:val="en-US" w:eastAsia="zh-CN" w:bidi="ar"/>
+        </w:rPr>
+        <w:t>(read as "f of t is six times t to the fifth power minus fifteen times t to the fourth power plus ten times t cubed")</w:t>
+      </w:r>
+      <w:r>
+        <w:rPr>
+          <w:rFonts w:hint="eastAsia" w:ascii="等线" w:hAnsi="等线" w:eastAsia="等线" w:cs="等线"/>
+          <w:kern w:val="0"/>
+          <w:sz w:val="21"/>
+          <w:szCs w:val="21"/>
+          <w:lang w:val="en-US" w:eastAsia="zh-CN" w:bidi="ar"/>
+        </w:rPr>
+        <w:t xml:space="preserve">. When t=0, the result is 0; when t=1, the result is 1; and the rate of change at both ends is 0. This ensures a smooth transition between neighboring squares.  </w:t>
+      </w:r>
+    </w:p>
+    <w:p>
+      <w:pPr>
+        <w:keepNext w:val="0"/>
+        <w:keepLines w:val="0"/>
+        <w:widowControl w:val="0"/>
+        <w:suppressLineNumbers w:val="0"/>
+        <w:spacing w:before="0" w:beforeAutospacing="0" w:after="0" w:afterAutospacing="0"/>
+        <w:ind w:left="0" w:right="0"/>
+        <w:jc w:val="both"/>
+        <w:rPr>
+          <w:rFonts w:hint="eastAsia" w:ascii="等线" w:hAnsi="等线" w:eastAsia="等线" w:cs="Times New Roman"/>
+          <w:sz w:val="21"/>
+          <w:szCs w:val="21"/>
+        </w:rPr>
+      </w:pPr>
+      <w:r>
+        <w:rPr>
+          <w:rFonts w:hint="eastAsia" w:ascii="等线" w:hAnsi="等线" w:eastAsia="等线" w:cs="Times New Roman"/>
+          <w:kern w:val="0"/>
+          <w:sz w:val="21"/>
+          <w:szCs w:val="21"/>
+          <w:lang w:val="en-US" w:eastAsia="zh-CN" w:bidi="ar"/>
+        </w:rPr>
+        <w:t xml:space="preserve"> </w:t>
+      </w:r>
+    </w:p>
+    <w:p>
+      <w:pPr>
+        <w:keepNext w:val="0"/>
+        <w:keepLines w:val="0"/>
+        <w:widowControl w:val="0"/>
+        <w:suppressLineNumbers w:val="0"/>
+        <w:spacing w:before="0" w:beforeAutospacing="0" w:after="0" w:afterAutospacing="0"/>
+        <w:ind w:left="0" w:right="0"/>
+        <w:jc w:val="both"/>
+        <w:rPr>
+          <w:rFonts w:hint="eastAsia" w:ascii="等线" w:hAnsi="等线" w:eastAsia="等线" w:cs="Times New Roman"/>
+          <w:sz w:val="21"/>
+          <w:szCs w:val="21"/>
+        </w:rPr>
+      </w:pPr>
+      <w:r>
+        <w:rPr>
+          <w:rFonts w:hint="eastAsia" w:ascii="等线" w:hAnsi="等线" w:eastAsia="等线" w:cs="等线"/>
+          <w:kern w:val="0"/>
+          <w:sz w:val="21"/>
+          <w:szCs w:val="21"/>
+          <w:lang w:val="en-US" w:eastAsia="zh-CN" w:bidi="ar"/>
         </w:rPr>
         <w:t xml:space="preserve">Step 5: Compute final result.  </w:t>
       </w:r>
     </w:p>
     <w:p>
       <w:pPr>
-        <w:rPr>
-          <w:rFonts w:hint="eastAsia"/>
-        </w:rPr>
-      </w:pPr>
-      <w:r>
-        <w:rPr>
-          <w:rFonts w:hint="eastAsia"/>
+        <w:keepNext w:val="0"/>
+        <w:keepLines w:val="0"/>
+        <w:widowControl w:val="0"/>
+        <w:suppressLineNumbers w:val="0"/>
+        <w:spacing w:before="0" w:beforeAutospacing="0" w:after="0" w:afterAutospacing="0"/>
+        <w:ind w:left="0" w:right="0"/>
+        <w:jc w:val="both"/>
+        <w:rPr>
+          <w:rFonts w:hint="eastAsia" w:ascii="等线" w:hAnsi="等线" w:eastAsia="等线" w:cs="Times New Roman"/>
+          <w:sz w:val="21"/>
+          <w:szCs w:val="21"/>
+        </w:rPr>
+      </w:pPr>
+      <w:r>
+        <w:rPr>
+          <w:rFonts w:hint="eastAsia" w:ascii="等线" w:hAnsi="等线" w:eastAsia="等线" w:cs="等线"/>
+          <w:kern w:val="0"/>
+          <w:sz w:val="21"/>
+          <w:szCs w:val="21"/>
+          <w:lang w:val="en-US" w:eastAsia="zh-CN" w:bidi="ar"/>
         </w:rPr>
         <w:t xml:space="preserve">For the top side: if point P is closer to the left, the top-left gradient gets more weight; if closer to the right, the top-right gradient gets more weight.  </w:t>
       </w:r>
     </w:p>
     <w:p>
       <w:pPr>
-        <w:rPr>
-          <w:rFonts w:hint="eastAsia"/>
-        </w:rPr>
-      </w:pPr>
-      <w:r>
-        <w:rPr>
-          <w:rFonts w:hint="eastAsia"/>
+        <w:keepNext w:val="0"/>
+        <w:keepLines w:val="0"/>
+        <w:widowControl w:val="0"/>
+        <w:suppressLineNumbers w:val="0"/>
+        <w:spacing w:before="0" w:beforeAutospacing="0" w:after="0" w:afterAutospacing="0"/>
+        <w:ind w:left="0" w:right="0"/>
+        <w:jc w:val="both"/>
+        <w:rPr>
+          <w:rFonts w:hint="eastAsia" w:ascii="等线" w:hAnsi="等线" w:eastAsia="等线" w:cs="Times New Roman"/>
+          <w:sz w:val="21"/>
+          <w:szCs w:val="21"/>
+        </w:rPr>
+      </w:pPr>
+      <w:r>
+        <w:rPr>
+          <w:rFonts w:hint="eastAsia" w:ascii="等线" w:hAnsi="等线" w:eastAsia="等线" w:cs="等线"/>
+          <w:kern w:val="0"/>
+          <w:sz w:val="21"/>
+          <w:szCs w:val="21"/>
+          <w:lang w:val="en-US" w:eastAsia="zh-CN" w:bidi="ar"/>
         </w:rPr>
         <w:t xml:space="preserve">For the bottom side: if P is closer to the left, the bottom-left gradient gets more weight; if closer to the right, the bottom-right gradient gets more weight.  </w:t>
       </w:r>
     </w:p>
     <w:p>
       <w:pPr>
-        <w:rPr>
-          <w:rFonts w:hint="eastAsia"/>
-        </w:rPr>
-      </w:pPr>
-      <w:r>
-        <w:rPr>
-          <w:rFonts w:hint="eastAsia"/>
+        <w:keepNext w:val="0"/>
+        <w:keepLines w:val="0"/>
+        <w:widowControl w:val="0"/>
+        <w:suppressLineNumbers w:val="0"/>
+        <w:spacing w:before="0" w:beforeAutospacing="0" w:after="0" w:afterAutospacing="0"/>
+        <w:ind w:left="0" w:right="0"/>
+        <w:jc w:val="both"/>
+        <w:rPr>
+          <w:rFonts w:hint="eastAsia" w:ascii="等线" w:hAnsi="等线" w:eastAsia="等线" w:cs="Times New Roman"/>
+          <w:sz w:val="21"/>
+          <w:szCs w:val="21"/>
+        </w:rPr>
+      </w:pPr>
+      <w:r>
+        <w:rPr>
+          <w:rFonts w:hint="eastAsia" w:ascii="等线" w:hAnsi="等线" w:eastAsia="等线" w:cs="等线"/>
+          <w:kern w:val="0"/>
+          <w:sz w:val="21"/>
+          <w:szCs w:val="21"/>
+          <w:lang w:val="en-US" w:eastAsia="zh-CN" w:bidi="ar"/>
         </w:rPr>
         <w:t xml:space="preserve">After getting the interpolated values for the top and bottom sides, then:  </w:t>
       </w:r>
     </w:p>
     <w:p>
       <w:pPr>
-        <w:rPr>
-          <w:rFonts w:hint="eastAsia"/>
-        </w:rPr>
-      </w:pPr>
-      <w:r>
-        <w:rPr>
-          <w:rFonts w:hint="eastAsia"/>
+        <w:keepNext w:val="0"/>
+        <w:keepLines w:val="0"/>
+        <w:widowControl w:val="0"/>
+        <w:suppressLineNumbers w:val="0"/>
+        <w:spacing w:before="0" w:beforeAutospacing="0" w:after="0" w:afterAutospacing="0"/>
+        <w:ind w:left="0" w:right="0"/>
+        <w:jc w:val="both"/>
+        <w:rPr>
+          <w:rFonts w:hint="eastAsia" w:ascii="等线" w:hAnsi="等线" w:eastAsia="等线" w:cs="Times New Roman"/>
+          <w:sz w:val="21"/>
+          <w:szCs w:val="21"/>
+        </w:rPr>
+      </w:pPr>
+      <w:r>
+        <w:rPr>
+          <w:rFonts w:hint="eastAsia" w:ascii="等线" w:hAnsi="等线" w:eastAsia="等线" w:cs="等线"/>
+          <w:kern w:val="0"/>
+          <w:sz w:val="21"/>
+          <w:szCs w:val="21"/>
+          <w:lang w:val="en-US" w:eastAsia="zh-CN" w:bidi="ar"/>
         </w:rPr>
         <w:t xml:space="preserve">if P is closer to the top, the top interpolated value gets more weight;  </w:t>
       </w:r>
     </w:p>
     <w:p>
       <w:pPr>
-        <w:rPr>
-          <w:rFonts w:hint="eastAsia"/>
-        </w:rPr>
-      </w:pPr>
-      <w:r>
-        <w:rPr>
-          <w:rFonts w:hint="eastAsia"/>
+        <w:keepNext w:val="0"/>
+        <w:keepLines w:val="0"/>
+        <w:widowControl w:val="0"/>
+        <w:suppressLineNumbers w:val="0"/>
+        <w:spacing w:before="0" w:beforeAutospacing="0" w:after="0" w:afterAutospacing="0"/>
+        <w:ind w:left="0" w:right="0"/>
+        <w:jc w:val="both"/>
+        <w:rPr>
+          <w:rFonts w:hint="eastAsia" w:ascii="等线" w:hAnsi="等线" w:eastAsia="等线" w:cs="Times New Roman"/>
+          <w:sz w:val="21"/>
+          <w:szCs w:val="21"/>
+        </w:rPr>
+      </w:pPr>
+      <w:r>
+        <w:rPr>
+          <w:rFonts w:hint="eastAsia" w:ascii="等线" w:hAnsi="等线" w:eastAsia="等线" w:cs="等线"/>
+          <w:kern w:val="0"/>
+          <w:sz w:val="21"/>
+          <w:szCs w:val="21"/>
+          <w:lang w:val="en-US" w:eastAsia="zh-CN" w:bidi="ar"/>
         </w:rPr>
         <w:t xml:space="preserve">if P is closer to the bottom, the bottom interpolated value gets more weight.  </w:t>
       </w:r>
     </w:p>
     <w:p>
       <w:pPr>
-        <w:rPr>
-          <w:rFonts w:hint="eastAsia"/>
-        </w:rPr>
-      </w:pPr>
-      <w:r>
-        <w:rPr>
-          <w:rFonts w:hint="eastAsia"/>
+        <w:keepNext w:val="0"/>
+        <w:keepLines w:val="0"/>
+        <w:widowControl w:val="0"/>
+        <w:suppressLineNumbers w:val="0"/>
+        <w:spacing w:before="0" w:beforeAutospacing="0" w:after="0" w:afterAutospacing="0"/>
+        <w:ind w:left="0" w:right="0"/>
+        <w:jc w:val="both"/>
+        <w:rPr>
+          <w:rFonts w:hint="eastAsia" w:ascii="等线" w:hAnsi="等线" w:eastAsia="等线" w:cs="Times New Roman"/>
+          <w:sz w:val="21"/>
+          <w:szCs w:val="21"/>
+        </w:rPr>
+      </w:pPr>
+      <w:r>
+        <w:rPr>
+          <w:rFonts w:hint="eastAsia" w:ascii="等线" w:hAnsi="等线" w:eastAsia="等线" w:cs="等线"/>
+          <w:kern w:val="0"/>
+          <w:sz w:val="21"/>
+          <w:szCs w:val="21"/>
+          <w:lang w:val="en-US" w:eastAsia="zh-CN" w:bidi="ar"/>
         </w:rPr>
         <w:t xml:space="preserve">Also, smooth interpolation is used when calculating the influence of x and y, so the change is smooth.  </w:t>
       </w:r>
     </w:p>
     <w:p>
       <w:pPr>
-        <w:rPr>
-          <w:rFonts w:hint="eastAsia"/>
-        </w:rPr>
-      </w:pPr>
-      <w:r>
-        <w:rPr>
-          <w:rFonts w:hint="eastAsia"/>
+        <w:keepNext w:val="0"/>
+        <w:keepLines w:val="0"/>
+        <w:widowControl w:val="0"/>
+        <w:suppressLineNumbers w:val="0"/>
+        <w:spacing w:before="0" w:beforeAutospacing="0" w:after="0" w:afterAutospacing="0"/>
+        <w:ind w:left="0" w:right="0"/>
+        <w:jc w:val="both"/>
+        <w:rPr>
+          <w:rFonts w:hint="eastAsia" w:ascii="等线" w:hAnsi="等线" w:eastAsia="等线" w:cs="Times New Roman"/>
+          <w:sz w:val="21"/>
+          <w:szCs w:val="21"/>
+        </w:rPr>
+      </w:pPr>
+      <w:r>
+        <w:rPr>
+          <w:rFonts w:hint="eastAsia" w:ascii="等线" w:hAnsi="等线" w:eastAsia="等线" w:cs="等线"/>
+          <w:kern w:val="0"/>
+          <w:sz w:val="21"/>
+          <w:szCs w:val="21"/>
+          <w:lang w:val="en-US" w:eastAsia="zh-CN" w:bidi="ar"/>
         </w:rPr>
         <w:t xml:space="preserve">Finally, the noise value is usually between -1 and 1, which we can map to any height range we need.  </w:t>
       </w:r>
     </w:p>
     <w:p>
       <w:pPr>
-        <w:rPr>
-          <w:rFonts w:hint="eastAsia"/>
-        </w:rPr>
-      </w:pPr>
-    </w:p>
-    <w:p>
-      <w:pPr>
-        <w:rPr>
-          <w:rFonts w:hint="eastAsia"/>
-        </w:rPr>
-      </w:pPr>
-      <w:r>
-        <w:rPr>
-          <w:rFonts w:hint="eastAsia"/>
+        <w:keepNext w:val="0"/>
+        <w:keepLines w:val="0"/>
+        <w:widowControl w:val="0"/>
+        <w:suppressLineNumbers w:val="0"/>
+        <w:spacing w:before="0" w:beforeAutospacing="0" w:after="0" w:afterAutospacing="0"/>
+        <w:ind w:left="0" w:right="0"/>
+        <w:jc w:val="both"/>
+        <w:rPr>
+          <w:rFonts w:hint="eastAsia" w:ascii="等线" w:hAnsi="等线" w:eastAsia="等线" w:cs="Times New Roman"/>
+          <w:sz w:val="21"/>
+          <w:szCs w:val="21"/>
+        </w:rPr>
+      </w:pPr>
+      <w:r>
+        <w:rPr>
+          <w:rFonts w:hint="eastAsia" w:ascii="等线" w:hAnsi="等线" w:eastAsia="等线" w:cs="Times New Roman"/>
+          <w:kern w:val="0"/>
+          <w:sz w:val="21"/>
+          <w:szCs w:val="21"/>
+          <w:lang w:val="en-US" w:eastAsia="zh-CN" w:bidi="ar"/>
+        </w:rPr>
+        <w:t xml:space="preserve"> </w:t>
+      </w:r>
+    </w:p>
+    <w:p>
+      <w:pPr>
+        <w:keepNext w:val="0"/>
+        <w:keepLines w:val="0"/>
+        <w:widowControl w:val="0"/>
+        <w:suppressLineNumbers w:val="0"/>
+        <w:spacing w:before="0" w:beforeAutospacing="0" w:after="0" w:afterAutospacing="0"/>
+        <w:ind w:left="0" w:right="0"/>
+        <w:jc w:val="both"/>
+        <w:rPr>
+          <w:rFonts w:hint="eastAsia" w:ascii="等线" w:hAnsi="等线" w:eastAsia="等线" w:cs="Times New Roman"/>
+          <w:sz w:val="21"/>
+          <w:szCs w:val="21"/>
+        </w:rPr>
+      </w:pPr>
+      <w:r>
+        <w:rPr>
+          <w:rFonts w:hint="eastAsia" w:ascii="等线" w:hAnsi="等线" w:eastAsia="等线" w:cs="等线"/>
+          <w:kern w:val="0"/>
+          <w:sz w:val="21"/>
+          <w:szCs w:val="21"/>
+          <w:lang w:val="en-US" w:eastAsia="zh-CN" w:bidi="ar"/>
         </w:rPr>
         <w:t xml:space="preserve">Key idea: Each grid point has a random gradient vector. We compute the influence of each gradient on the target point using dot products, then blend them with smooth interpolation. The result is locally random but globally continuous and smooth.  </w:t>
       </w:r>
     </w:p>
     <w:p>
       <w:pPr>
-        <w:rPr>
-          <w:rFonts w:hint="eastAsia"/>
-        </w:rPr>
-      </w:pPr>
-    </w:p>
-    <w:p>
-      <w:pPr>
-        <w:rPr>
-          <w:rFonts w:hint="eastAsia"/>
-        </w:rPr>
-      </w:pPr>
-      <w:r>
-        <w:rPr>
-          <w:rFonts w:hint="eastAsia"/>
+        <w:keepNext w:val="0"/>
+        <w:keepLines w:val="0"/>
+        <w:widowControl w:val="0"/>
+        <w:suppressLineNumbers w:val="0"/>
+        <w:spacing w:before="0" w:beforeAutospacing="0" w:after="0" w:afterAutospacing="0"/>
+        <w:ind w:left="0" w:right="0"/>
+        <w:jc w:val="both"/>
+        <w:rPr>
+          <w:rFonts w:hint="eastAsia" w:ascii="等线" w:hAnsi="等线" w:eastAsia="等线" w:cs="Times New Roman"/>
+          <w:sz w:val="21"/>
+          <w:szCs w:val="21"/>
+        </w:rPr>
+      </w:pPr>
+      <w:r>
+        <w:rPr>
+          <w:rFonts w:hint="eastAsia" w:ascii="等线" w:hAnsi="等线" w:eastAsia="等线" w:cs="Times New Roman"/>
+          <w:kern w:val="0"/>
+          <w:sz w:val="21"/>
+          <w:szCs w:val="21"/>
+          <w:lang w:val="en-US" w:eastAsia="zh-CN" w:bidi="ar"/>
+        </w:rPr>
+        <w:t xml:space="preserve"> </w:t>
+      </w:r>
+    </w:p>
+    <w:p>
+      <w:pPr>
+        <w:keepNext w:val="0"/>
+        <w:keepLines w:val="0"/>
+        <w:widowControl w:val="0"/>
+        <w:suppressLineNumbers w:val="0"/>
+        <w:spacing w:before="0" w:beforeAutospacing="0" w:after="0" w:afterAutospacing="0"/>
+        <w:ind w:left="0" w:right="0"/>
+        <w:jc w:val="both"/>
+        <w:rPr>
+          <w:rFonts w:hint="eastAsia" w:ascii="等线" w:hAnsi="等线" w:eastAsia="等线" w:cs="Times New Roman"/>
+          <w:sz w:val="21"/>
+          <w:szCs w:val="21"/>
+        </w:rPr>
+      </w:pPr>
+      <w:r>
+        <w:rPr>
+          <w:rFonts w:hint="eastAsia" w:ascii="等线" w:hAnsi="等线" w:eastAsia="等线" w:cs="等线"/>
+          <w:kern w:val="0"/>
+          <w:sz w:val="21"/>
+          <w:szCs w:val="21"/>
+          <w:lang w:val="en-US" w:eastAsia="zh-CN" w:bidi="ar"/>
         </w:rPr>
         <w:t xml:space="preserve">(Part 4: Parameters and Demonstration)  </w:t>
       </w:r>
     </w:p>
     <w:p>
       <w:pPr>
-        <w:rPr>
-          <w:rFonts w:hint="eastAsia"/>
-        </w:rPr>
-      </w:pPr>
-    </w:p>
-    <w:p>
-      <w:pPr>
-        <w:rPr>
-          <w:rFonts w:hint="eastAsia"/>
-        </w:rPr>
-      </w:pPr>
-      <w:r>
-        <w:rPr>
-          <w:rFonts w:hint="eastAsia"/>
+        <w:keepNext w:val="0"/>
+        <w:keepLines w:val="0"/>
+        <w:widowControl w:val="0"/>
+        <w:suppressLineNumbers w:val="0"/>
+        <w:spacing w:before="0" w:beforeAutospacing="0" w:after="0" w:afterAutospacing="0"/>
+        <w:ind w:left="0" w:right="0"/>
+        <w:jc w:val="both"/>
+        <w:rPr>
+          <w:rFonts w:hint="eastAsia" w:ascii="等线" w:hAnsi="等线" w:eastAsia="等线" w:cs="Times New Roman"/>
+          <w:sz w:val="21"/>
+          <w:szCs w:val="21"/>
+        </w:rPr>
+      </w:pPr>
+      <w:r>
+        <w:rPr>
+          <w:rFonts w:hint="eastAsia" w:ascii="等线" w:hAnsi="等线" w:eastAsia="等线" w:cs="Times New Roman"/>
+          <w:kern w:val="0"/>
+          <w:sz w:val="21"/>
+          <w:szCs w:val="21"/>
+          <w:lang w:val="en-US" w:eastAsia="zh-CN" w:bidi="ar"/>
+        </w:rPr>
+        <w:t xml:space="preserve"> </w:t>
+      </w:r>
+    </w:p>
+    <w:p>
+      <w:pPr>
+        <w:keepNext w:val="0"/>
+        <w:keepLines w:val="0"/>
+        <w:widowControl w:val="0"/>
+        <w:suppressLineNumbers w:val="0"/>
+        <w:spacing w:before="0" w:beforeAutospacing="0" w:after="0" w:afterAutospacing="0"/>
+        <w:ind w:left="0" w:right="0"/>
+        <w:jc w:val="both"/>
+        <w:rPr>
+          <w:rFonts w:hint="eastAsia" w:ascii="等线" w:hAnsi="等线" w:eastAsia="等线" w:cs="Times New Roman"/>
+          <w:sz w:val="21"/>
+          <w:szCs w:val="21"/>
+        </w:rPr>
+      </w:pPr>
+      <w:r>
+        <w:rPr>
+          <w:rFonts w:hint="eastAsia" w:ascii="等线" w:hAnsi="等线" w:eastAsia="等线" w:cs="等线"/>
+          <w:kern w:val="0"/>
+          <w:sz w:val="21"/>
+          <w:szCs w:val="21"/>
+          <w:lang w:val="en-US" w:eastAsia="zh-CN" w:bidi="ar"/>
         </w:rPr>
         <w:t xml:space="preserve">Now let's look at the important parameters of Perlin noise.  </w:t>
       </w:r>
     </w:p>
     <w:p>
       <w:pPr>
-        <w:rPr>
-          <w:rFonts w:hint="eastAsia"/>
-        </w:rPr>
-      </w:pPr>
-    </w:p>
-    <w:p>
-      <w:pPr>
-        <w:rPr>
-          <w:rFonts w:hint="eastAsia"/>
-        </w:rPr>
-      </w:pPr>
-      <w:r>
-        <w:rPr>
-          <w:rFonts w:hint="eastAsia"/>
+        <w:keepNext w:val="0"/>
+        <w:keepLines w:val="0"/>
+        <w:widowControl w:val="0"/>
+        <w:suppressLineNumbers w:val="0"/>
+        <w:spacing w:before="0" w:beforeAutospacing="0" w:after="0" w:afterAutospacing="0"/>
+        <w:ind w:left="0" w:right="0"/>
+        <w:jc w:val="both"/>
+        <w:rPr>
+          <w:rFonts w:hint="eastAsia" w:ascii="等线" w:hAnsi="等线" w:eastAsia="等线" w:cs="Times New Roman"/>
+          <w:sz w:val="21"/>
+          <w:szCs w:val="21"/>
+        </w:rPr>
+      </w:pPr>
+      <w:r>
+        <w:rPr>
+          <w:rFonts w:hint="eastAsia" w:ascii="等线" w:hAnsi="等线" w:eastAsia="等线" w:cs="Times New Roman"/>
+          <w:kern w:val="0"/>
+          <w:sz w:val="21"/>
+          <w:szCs w:val="21"/>
+          <w:lang w:val="en-US" w:eastAsia="zh-CN" w:bidi="ar"/>
+        </w:rPr>
+        <w:t xml:space="preserve"> </w:t>
+      </w:r>
+    </w:p>
+    <w:p>
+      <w:pPr>
+        <w:keepNext w:val="0"/>
+        <w:keepLines w:val="0"/>
+        <w:widowControl w:val="0"/>
+        <w:suppressLineNumbers w:val="0"/>
+        <w:spacing w:before="0" w:beforeAutospacing="0" w:after="0" w:afterAutospacing="0"/>
+        <w:ind w:left="0" w:right="0"/>
+        <w:jc w:val="both"/>
+        <w:rPr>
+          <w:rFonts w:hint="eastAsia" w:ascii="等线" w:hAnsi="等线" w:eastAsia="等线" w:cs="Times New Roman"/>
+          <w:sz w:val="21"/>
+          <w:szCs w:val="21"/>
+        </w:rPr>
+      </w:pPr>
+      <w:r>
+        <w:rPr>
+          <w:rFonts w:hint="eastAsia" w:ascii="等线" w:hAnsi="等线" w:eastAsia="等线" w:cs="等线"/>
+          <w:kern w:val="0"/>
+          <w:sz w:val="21"/>
+          <w:szCs w:val="21"/>
+          <w:lang w:val="en-US" w:eastAsia="zh-CN" w:bidi="ar"/>
         </w:rPr>
         <w:t xml:space="preserve">First, scale:  </w:t>
       </w:r>
     </w:p>
     <w:p>
       <w:pPr>
-        <w:rPr>
-          <w:rFonts w:hint="eastAsia"/>
-        </w:rPr>
-      </w:pPr>
-      <w:r>
-        <w:rPr>
-          <w:rFonts w:hint="eastAsia"/>
+        <w:keepNext w:val="0"/>
+        <w:keepLines w:val="0"/>
+        <w:widowControl w:val="0"/>
+        <w:suppressLineNumbers w:val="0"/>
+        <w:spacing w:before="0" w:beforeAutospacing="0" w:after="0" w:afterAutospacing="0"/>
+        <w:ind w:left="0" w:right="0"/>
+        <w:jc w:val="both"/>
+        <w:rPr>
+          <w:rFonts w:hint="eastAsia" w:ascii="等线" w:hAnsi="等线" w:eastAsia="等线" w:cs="Times New Roman"/>
+          <w:sz w:val="21"/>
+          <w:szCs w:val="21"/>
+        </w:rPr>
+      </w:pPr>
+      <w:r>
+        <w:rPr>
+          <w:rFonts w:hint="eastAsia" w:ascii="等线" w:hAnsi="等线" w:eastAsia="等线" w:cs="等线"/>
+          <w:kern w:val="0"/>
+          <w:sz w:val="21"/>
+          <w:szCs w:val="21"/>
+          <w:lang w:val="en-US" w:eastAsia="zh-CN" w:bidi="ar"/>
         </w:rPr>
         <w:t xml:space="preserve">Smaller scale: the pattern is zoomed in, showing larger terrain features.  </w:t>
       </w:r>
     </w:p>
     <w:p>
       <w:pPr>
-        <w:rPr>
-          <w:rFonts w:hint="eastAsia"/>
-        </w:rPr>
-      </w:pPr>
-      <w:r>
-        <w:rPr>
-          <w:rFonts w:hint="eastAsia"/>
+        <w:keepNext w:val="0"/>
+        <w:keepLines w:val="0"/>
+        <w:widowControl w:val="0"/>
+        <w:suppressLineNumbers w:val="0"/>
+        <w:spacing w:before="0" w:beforeAutospacing="0" w:after="0" w:afterAutospacing="0"/>
+        <w:ind w:left="0" w:right="0"/>
+        <w:jc w:val="both"/>
+        <w:rPr>
+          <w:rFonts w:hint="eastAsia" w:ascii="等线" w:hAnsi="等线" w:eastAsia="等线" w:cs="Times New Roman"/>
+          <w:sz w:val="21"/>
+          <w:szCs w:val="21"/>
+        </w:rPr>
+      </w:pPr>
+      <w:r>
+        <w:rPr>
+          <w:rFonts w:hint="eastAsia" w:ascii="等线" w:hAnsi="等线" w:eastAsia="等线" w:cs="等线"/>
+          <w:kern w:val="0"/>
+          <w:sz w:val="21"/>
+          <w:szCs w:val="21"/>
+          <w:lang w:val="en-US" w:eastAsia="zh-CN" w:bidi="ar"/>
         </w:rPr>
         <w:t xml:space="preserve">Larger scale: the pattern is zoomed out, showing more details and changes.  </w:t>
       </w:r>
     </w:p>
     <w:p>
       <w:pPr>
-        <w:rPr>
-          <w:rFonts w:hint="eastAsia"/>
-        </w:rPr>
-      </w:pPr>
-      <w:r>
-        <w:rPr>
-          <w:rFonts w:hint="eastAsia"/>
+        <w:keepNext w:val="0"/>
+        <w:keepLines w:val="0"/>
+        <w:widowControl w:val="0"/>
+        <w:suppressLineNumbers w:val="0"/>
+        <w:spacing w:before="0" w:beforeAutospacing="0" w:after="0" w:afterAutospacing="0"/>
+        <w:ind w:left="0" w:right="0"/>
+        <w:jc w:val="both"/>
+        <w:rPr>
+          <w:rFonts w:hint="eastAsia" w:ascii="等线" w:hAnsi="等线" w:eastAsia="等线" w:cs="Times New Roman"/>
+          <w:sz w:val="21"/>
+          <w:szCs w:val="21"/>
+        </w:rPr>
+      </w:pPr>
+      <w:r>
+        <w:rPr>
+          <w:rFonts w:hint="eastAsia" w:ascii="等线" w:hAnsi="等线" w:eastAsia="等线" w:cs="等线"/>
+          <w:kern w:val="0"/>
+          <w:sz w:val="21"/>
+          <w:szCs w:val="21"/>
+          <w:lang w:val="en-US" w:eastAsia="zh-CN" w:bidi="ar"/>
         </w:rPr>
         <w:t xml:space="preserve">It's like the zoom level on a map, controlling the level of observation.  </w:t>
       </w:r>
     </w:p>
     <w:p>
       <w:pPr>
-        <w:rPr>
-          <w:rFonts w:hint="eastAsia"/>
-        </w:rPr>
-      </w:pPr>
-    </w:p>
-    <w:p>
-      <w:pPr>
-        <w:rPr>
-          <w:rFonts w:hint="eastAsia"/>
-        </w:rPr>
-      </w:pPr>
-      <w:r>
-        <w:rPr>
-          <w:rFonts w:hint="eastAsia"/>
+        <w:keepNext w:val="0"/>
+        <w:keepLines w:val="0"/>
+        <w:widowControl w:val="0"/>
+        <w:suppressLineNumbers w:val="0"/>
+        <w:spacing w:before="0" w:beforeAutospacing="0" w:after="0" w:afterAutospacing="0"/>
+        <w:ind w:left="0" w:right="0"/>
+        <w:jc w:val="both"/>
+        <w:rPr>
+          <w:rFonts w:hint="eastAsia" w:ascii="等线" w:hAnsi="等线" w:eastAsia="等线" w:cs="Times New Roman"/>
+          <w:sz w:val="21"/>
+          <w:szCs w:val="21"/>
+        </w:rPr>
+      </w:pPr>
+      <w:r>
+        <w:rPr>
+          <w:rFonts w:hint="eastAsia" w:ascii="等线" w:hAnsi="等线" w:eastAsia="等线" w:cs="Times New Roman"/>
+          <w:kern w:val="0"/>
+          <w:sz w:val="21"/>
+          <w:szCs w:val="21"/>
+          <w:lang w:val="en-US" w:eastAsia="zh-CN" w:bidi="ar"/>
+        </w:rPr>
+        <w:t xml:space="preserve"> </w:t>
+      </w:r>
+    </w:p>
+    <w:p>
+      <w:pPr>
+        <w:keepNext w:val="0"/>
+        <w:keepLines w:val="0"/>
+        <w:widowControl w:val="0"/>
+        <w:suppressLineNumbers w:val="0"/>
+        <w:spacing w:before="0" w:beforeAutospacing="0" w:after="0" w:afterAutospacing="0"/>
+        <w:ind w:left="0" w:right="0"/>
+        <w:jc w:val="both"/>
+        <w:rPr>
+          <w:rFonts w:hint="eastAsia" w:ascii="等线" w:hAnsi="等线" w:eastAsia="等线" w:cs="Times New Roman"/>
+          <w:sz w:val="21"/>
+          <w:szCs w:val="21"/>
+        </w:rPr>
+      </w:pPr>
+      <w:r>
+        <w:rPr>
+          <w:rFonts w:hint="eastAsia" w:ascii="等线" w:hAnsi="等线" w:eastAsia="等线" w:cs="等线"/>
+          <w:kern w:val="0"/>
+          <w:sz w:val="21"/>
+          <w:szCs w:val="21"/>
+          <w:lang w:val="en-US" w:eastAsia="zh-CN" w:bidi="ar"/>
         </w:rPr>
         <w:t xml:space="preserve">Second, octaves: controls how many layers of noise are added in fractal Brownian motion, affecting the level of detail.  </w:t>
       </w:r>
     </w:p>
     <w:p>
       <w:pPr>
-        <w:rPr>
-          <w:rFonts w:hint="eastAsia"/>
-        </w:rPr>
-      </w:pPr>
-    </w:p>
-    <w:p>
-      <w:pPr>
-        <w:rPr>
-          <w:rFonts w:hint="eastAsia"/>
-        </w:rPr>
-      </w:pPr>
-      <w:r>
-        <w:rPr>
-          <w:rFonts w:hint="eastAsia"/>
+        <w:keepNext w:val="0"/>
+        <w:keepLines w:val="0"/>
+        <w:widowControl w:val="0"/>
+        <w:suppressLineNumbers w:val="0"/>
+        <w:spacing w:before="0" w:beforeAutospacing="0" w:after="0" w:afterAutospacing="0"/>
+        <w:ind w:left="0" w:right="0"/>
+        <w:jc w:val="both"/>
+        <w:rPr>
+          <w:rFonts w:hint="eastAsia" w:ascii="等线" w:hAnsi="等线" w:eastAsia="等线" w:cs="Times New Roman"/>
+          <w:sz w:val="21"/>
+          <w:szCs w:val="21"/>
+        </w:rPr>
+      </w:pPr>
+      <w:r>
+        <w:rPr>
+          <w:rFonts w:hint="eastAsia" w:ascii="等线" w:hAnsi="等线" w:eastAsia="等线" w:cs="Times New Roman"/>
+          <w:kern w:val="0"/>
+          <w:sz w:val="21"/>
+          <w:szCs w:val="21"/>
+          <w:lang w:val="en-US" w:eastAsia="zh-CN" w:bidi="ar"/>
+        </w:rPr>
+        <w:t xml:space="preserve"> </w:t>
+      </w:r>
+    </w:p>
+    <w:p>
+      <w:pPr>
+        <w:keepNext w:val="0"/>
+        <w:keepLines w:val="0"/>
+        <w:widowControl w:val="0"/>
+        <w:suppressLineNumbers w:val="0"/>
+        <w:spacing w:before="0" w:beforeAutospacing="0" w:after="0" w:afterAutospacing="0"/>
+        <w:ind w:left="0" w:right="0"/>
+        <w:jc w:val="both"/>
+        <w:rPr>
+          <w:rFonts w:hint="eastAsia" w:ascii="等线" w:hAnsi="等线" w:eastAsia="等线" w:cs="Times New Roman"/>
+          <w:sz w:val="21"/>
+          <w:szCs w:val="21"/>
+        </w:rPr>
+      </w:pPr>
+      <w:r>
+        <w:rPr>
+          <w:rFonts w:hint="eastAsia" w:ascii="等线" w:hAnsi="等线" w:eastAsia="等线" w:cs="等线"/>
+          <w:kern w:val="0"/>
+          <w:sz w:val="21"/>
+          <w:szCs w:val="21"/>
+          <w:lang w:val="en-US" w:eastAsia="zh-CN" w:bidi="ar"/>
         </w:rPr>
         <w:t xml:space="preserve">Third, persistence: controls how fast the amplitude of each noise layer decreases, affecting the roughness of the pattern.  </w:t>
       </w:r>
     </w:p>
     <w:p>
       <w:pPr>
-        <w:rPr>
-          <w:rFonts w:hint="eastAsia"/>
-        </w:rPr>
-      </w:pPr>
-    </w:p>
-    <w:p>
-      <w:pPr>
-        <w:rPr>
-          <w:rFonts w:hint="eastAsia"/>
-        </w:rPr>
-      </w:pPr>
-      <w:r>
-        <w:rPr>
-          <w:rFonts w:hint="eastAsia"/>
+        <w:keepNext w:val="0"/>
+        <w:keepLines w:val="0"/>
+        <w:widowControl w:val="0"/>
+        <w:suppressLineNumbers w:val="0"/>
+        <w:spacing w:before="0" w:beforeAutospacing="0" w:after="0" w:afterAutospacing="0"/>
+        <w:ind w:left="0" w:right="0"/>
+        <w:jc w:val="both"/>
+        <w:rPr>
+          <w:rFonts w:hint="eastAsia" w:ascii="等线" w:hAnsi="等线" w:eastAsia="等线" w:cs="Times New Roman"/>
+          <w:sz w:val="21"/>
+          <w:szCs w:val="21"/>
+        </w:rPr>
+      </w:pPr>
+      <w:r>
+        <w:rPr>
+          <w:rFonts w:hint="eastAsia" w:ascii="等线" w:hAnsi="等线" w:eastAsia="等线" w:cs="Times New Roman"/>
+          <w:kern w:val="0"/>
+          <w:sz w:val="21"/>
+          <w:szCs w:val="21"/>
+          <w:lang w:val="en-US" w:eastAsia="zh-CN" w:bidi="ar"/>
+        </w:rPr>
+        <w:t xml:space="preserve"> </w:t>
+      </w:r>
+    </w:p>
+    <w:p>
+      <w:pPr>
+        <w:keepNext w:val="0"/>
+        <w:keepLines w:val="0"/>
+        <w:widowControl w:val="0"/>
+        <w:suppressLineNumbers w:val="0"/>
+        <w:spacing w:before="0" w:beforeAutospacing="0" w:after="0" w:afterAutospacing="0"/>
+        <w:ind w:left="0" w:right="0"/>
+        <w:jc w:val="both"/>
+        <w:rPr>
+          <w:rFonts w:hint="eastAsia" w:ascii="等线" w:hAnsi="等线" w:eastAsia="等线" w:cs="Times New Roman"/>
+          <w:sz w:val="21"/>
+          <w:szCs w:val="21"/>
+        </w:rPr>
+      </w:pPr>
+      <w:r>
+        <w:rPr>
+          <w:rFonts w:hint="eastAsia" w:ascii="等线" w:hAnsi="等线" w:eastAsia="等线" w:cs="等线"/>
+          <w:kern w:val="0"/>
+          <w:sz w:val="21"/>
+          <w:szCs w:val="21"/>
+          <w:lang w:val="en-US" w:eastAsia="zh-CN" w:bidi="ar"/>
         </w:rPr>
         <w:t xml:space="preserve">Fourth, lacunarity: controls how fast the frequency of each noise layer increases, affecting the gaps and density.  </w:t>
       </w:r>
     </w:p>
     <w:p>
       <w:pPr>
-        <w:rPr>
-          <w:rFonts w:hint="eastAsia"/>
-        </w:rPr>
-      </w:pPr>
-    </w:p>
-    <w:p>
-      <w:pPr>
-        <w:rPr>
-          <w:rFonts w:hint="eastAsia"/>
-        </w:rPr>
-      </w:pPr>
-      <w:r>
-        <w:rPr>
-          <w:rFonts w:hint="eastAsia"/>
+        <w:keepNext w:val="0"/>
+        <w:keepLines w:val="0"/>
+        <w:widowControl w:val="0"/>
+        <w:suppressLineNumbers w:val="0"/>
+        <w:spacing w:before="0" w:beforeAutospacing="0" w:after="0" w:afterAutospacing="0"/>
+        <w:ind w:left="0" w:right="0"/>
+        <w:jc w:val="both"/>
+        <w:rPr>
+          <w:rFonts w:hint="eastAsia" w:ascii="等线" w:hAnsi="等线" w:eastAsia="等线" w:cs="Times New Roman"/>
+          <w:sz w:val="21"/>
+          <w:szCs w:val="21"/>
+        </w:rPr>
+      </w:pPr>
+      <w:r>
+        <w:rPr>
+          <w:rFonts w:hint="eastAsia" w:ascii="等线" w:hAnsi="等线" w:eastAsia="等线" w:cs="Times New Roman"/>
+          <w:kern w:val="0"/>
+          <w:sz w:val="21"/>
+          <w:szCs w:val="21"/>
+          <w:lang w:val="en-US" w:eastAsia="zh-CN" w:bidi="ar"/>
+        </w:rPr>
+        <w:t xml:space="preserve"> </w:t>
+      </w:r>
+    </w:p>
+    <w:p>
+      <w:pPr>
+        <w:keepNext w:val="0"/>
+        <w:keepLines w:val="0"/>
+        <w:widowControl w:val="0"/>
+        <w:suppressLineNumbers w:val="0"/>
+        <w:spacing w:before="0" w:beforeAutospacing="0" w:after="0" w:afterAutospacing="0"/>
+        <w:ind w:left="0" w:right="0"/>
+        <w:jc w:val="both"/>
+        <w:rPr>
+          <w:rFonts w:hint="eastAsia" w:ascii="等线" w:hAnsi="等线" w:eastAsia="等线" w:cs="Times New Roman"/>
+          <w:sz w:val="21"/>
+          <w:szCs w:val="21"/>
+        </w:rPr>
+      </w:pPr>
+      <w:r>
+        <w:rPr>
+          <w:rFonts w:hint="eastAsia" w:ascii="等线" w:hAnsi="等线" w:eastAsia="等线" w:cs="等线"/>
+          <w:kern w:val="0"/>
+          <w:sz w:val="21"/>
+          <w:szCs w:val="21"/>
+          <w:lang w:val="en-US" w:eastAsia="zh-CN" w:bidi="ar"/>
         </w:rPr>
         <w:t xml:space="preserve">Fifth, seed: controls the random number generator. The same seed always produces the exact same noise map, making it easy to share the same random world.  </w:t>
       </w:r>
     </w:p>
     <w:p>
       <w:pPr>
-        <w:rPr>
-          <w:rFonts w:hint="eastAsia"/>
-        </w:rPr>
-      </w:pPr>
-    </w:p>
-    <w:p>
-      <w:pPr>
-        <w:rPr>
-          <w:rFonts w:hint="eastAsia"/>
-        </w:rPr>
-      </w:pPr>
-      <w:r>
-        <w:rPr>
-          <w:rFonts w:hint="eastAsia"/>
+        <w:keepNext w:val="0"/>
+        <w:keepLines w:val="0"/>
+        <w:widowControl w:val="0"/>
+        <w:suppressLineNumbers w:val="0"/>
+        <w:spacing w:before="0" w:beforeAutospacing="0" w:after="0" w:afterAutospacing="0"/>
+        <w:ind w:left="0" w:right="0"/>
+        <w:jc w:val="both"/>
+        <w:rPr>
+          <w:rFonts w:hint="eastAsia" w:ascii="等线" w:hAnsi="等线" w:eastAsia="等线" w:cs="Times New Roman"/>
+          <w:sz w:val="21"/>
+          <w:szCs w:val="21"/>
+        </w:rPr>
+      </w:pPr>
+      <w:r>
+        <w:rPr>
+          <w:rFonts w:hint="eastAsia" w:ascii="等线" w:hAnsi="等线" w:eastAsia="等线" w:cs="Times New Roman"/>
+          <w:kern w:val="0"/>
+          <w:sz w:val="21"/>
+          <w:szCs w:val="21"/>
+          <w:lang w:val="en-US" w:eastAsia="zh-CN" w:bidi="ar"/>
+        </w:rPr>
+        <w:t xml:space="preserve"> </w:t>
+      </w:r>
+    </w:p>
+    <w:p>
+      <w:pPr>
+        <w:keepNext w:val="0"/>
+        <w:keepLines w:val="0"/>
+        <w:widowControl w:val="0"/>
+        <w:suppressLineNumbers w:val="0"/>
+        <w:spacing w:before="0" w:beforeAutospacing="0" w:after="0" w:afterAutospacing="0"/>
+        <w:ind w:left="0" w:right="0"/>
+        <w:jc w:val="both"/>
+        <w:rPr>
+          <w:rFonts w:hint="eastAsia" w:ascii="等线" w:hAnsi="等线" w:eastAsia="等线" w:cs="Times New Roman"/>
+          <w:sz w:val="21"/>
+          <w:szCs w:val="21"/>
+        </w:rPr>
+      </w:pPr>
+      <w:r>
+        <w:rPr>
+          <w:rFonts w:hint="eastAsia" w:ascii="等线" w:hAnsi="等线" w:eastAsia="等线" w:cs="等线"/>
+          <w:kern w:val="0"/>
+          <w:sz w:val="21"/>
+          <w:szCs w:val="21"/>
+          <w:lang w:val="en-US" w:eastAsia="zh-CN" w:bidi="ar"/>
         </w:rPr>
         <w:t xml:space="preserve">(Part 5: Comparison)  </w:t>
       </w:r>
     </w:p>
     <w:p>
       <w:pPr>
-        <w:rPr>
-          <w:rFonts w:hint="eastAsia"/>
-        </w:rPr>
-      </w:pPr>
-    </w:p>
-    <w:p>
-      <w:pPr>
-        <w:rPr>
-          <w:rFonts w:hint="eastAsia"/>
-        </w:rPr>
-      </w:pPr>
-      <w:r>
-        <w:rPr>
-          <w:rFonts w:hint="eastAsia"/>
+        <w:keepNext w:val="0"/>
+        <w:keepLines w:val="0"/>
+        <w:widowControl w:val="0"/>
+        <w:suppressLineNumbers w:val="0"/>
+        <w:spacing w:before="0" w:beforeAutospacing="0" w:after="0" w:afterAutospacing="0"/>
+        <w:ind w:left="0" w:right="0"/>
+        <w:jc w:val="both"/>
+        <w:rPr>
+          <w:rFonts w:hint="eastAsia" w:ascii="等线" w:hAnsi="等线" w:eastAsia="等线" w:cs="Times New Roman"/>
+          <w:sz w:val="21"/>
+          <w:szCs w:val="21"/>
+        </w:rPr>
+      </w:pPr>
+      <w:r>
+        <w:rPr>
+          <w:rFonts w:hint="eastAsia" w:ascii="等线" w:hAnsi="等线" w:eastAsia="等线" w:cs="Times New Roman"/>
+          <w:kern w:val="0"/>
+          <w:sz w:val="21"/>
+          <w:szCs w:val="21"/>
+          <w:lang w:val="en-US" w:eastAsia="zh-CN" w:bidi="ar"/>
+        </w:rPr>
+        <w:t xml:space="preserve"> </w:t>
+      </w:r>
+    </w:p>
+    <w:p>
+      <w:pPr>
+        <w:keepNext w:val="0"/>
+        <w:keepLines w:val="0"/>
+        <w:widowControl w:val="0"/>
+        <w:suppressLineNumbers w:val="0"/>
+        <w:spacing w:before="0" w:beforeAutospacing="0" w:after="0" w:afterAutospacing="0"/>
+        <w:ind w:left="0" w:right="0"/>
+        <w:jc w:val="both"/>
+        <w:rPr>
+          <w:rFonts w:hint="eastAsia" w:ascii="等线" w:hAnsi="等线" w:eastAsia="等线" w:cs="Times New Roman"/>
+          <w:sz w:val="21"/>
+          <w:szCs w:val="21"/>
+        </w:rPr>
+      </w:pPr>
+      <w:r>
+        <w:rPr>
+          <w:rFonts w:hint="eastAsia" w:ascii="等线" w:hAnsi="等线" w:eastAsia="等线" w:cs="等线"/>
+          <w:kern w:val="0"/>
+          <w:sz w:val="21"/>
+          <w:szCs w:val="21"/>
+          <w:lang w:val="en-US" w:eastAsia="zh-CN" w:bidi="ar"/>
         </w:rPr>
         <w:t xml:space="preserve">Compare different noise algorithms.  </w:t>
       </w:r>
     </w:p>
     <w:p>
       <w:pPr>
-        <w:rPr>
-          <w:rFonts w:hint="eastAsia"/>
-        </w:rPr>
-      </w:pPr>
-    </w:p>
-    <w:p>
-      <w:pPr>
-        <w:rPr>
-          <w:rFonts w:hint="eastAsia"/>
-        </w:rPr>
-      </w:pPr>
-      <w:r>
-        <w:rPr>
-          <w:rFonts w:hint="eastAsia"/>
+        <w:keepNext w:val="0"/>
+        <w:keepLines w:val="0"/>
+        <w:widowControl w:val="0"/>
+        <w:suppressLineNumbers w:val="0"/>
+        <w:spacing w:before="0" w:beforeAutospacing="0" w:after="0" w:afterAutospacing="0"/>
+        <w:ind w:left="0" w:right="0"/>
+        <w:jc w:val="both"/>
+        <w:rPr>
+          <w:rFonts w:hint="eastAsia" w:ascii="等线" w:hAnsi="等线" w:eastAsia="等线" w:cs="Times New Roman"/>
+          <w:sz w:val="21"/>
+          <w:szCs w:val="21"/>
+        </w:rPr>
+      </w:pPr>
+      <w:r>
+        <w:rPr>
+          <w:rFonts w:hint="eastAsia" w:ascii="等线" w:hAnsi="等线" w:eastAsia="等线" w:cs="Times New Roman"/>
+          <w:kern w:val="0"/>
+          <w:sz w:val="21"/>
+          <w:szCs w:val="21"/>
+          <w:lang w:val="en-US" w:eastAsia="zh-CN" w:bidi="ar"/>
+        </w:rPr>
+        <w:t xml:space="preserve"> </w:t>
+      </w:r>
+    </w:p>
+    <w:p>
+      <w:pPr>
+        <w:keepNext w:val="0"/>
+        <w:keepLines w:val="0"/>
+        <w:widowControl w:val="0"/>
+        <w:suppressLineNumbers w:val="0"/>
+        <w:spacing w:before="0" w:beforeAutospacing="0" w:after="0" w:afterAutospacing="0"/>
+        <w:ind w:left="0" w:right="0"/>
+        <w:jc w:val="both"/>
+        <w:rPr>
+          <w:rFonts w:hint="eastAsia" w:ascii="等线" w:hAnsi="等线" w:eastAsia="等线" w:cs="Times New Roman"/>
+          <w:sz w:val="21"/>
+          <w:szCs w:val="21"/>
+        </w:rPr>
+      </w:pPr>
+      <w:r>
+        <w:rPr>
+          <w:rFonts w:hint="eastAsia" w:ascii="等线" w:hAnsi="等线" w:eastAsia="等线" w:cs="等线"/>
+          <w:kern w:val="0"/>
+          <w:sz w:val="21"/>
+          <w:szCs w:val="21"/>
+          <w:lang w:val="en-US" w:eastAsia="zh-CN" w:bidi="ar"/>
         </w:rPr>
         <w:t xml:space="preserve">White noise: completely random. Advantage: very fast to compute. Disadvantages: looks unnatural, no continuity.  </w:t>
       </w:r>
     </w:p>
     <w:p>
       <w:pPr>
-        <w:rPr>
-          <w:rFonts w:hint="eastAsia"/>
-        </w:rPr>
-      </w:pPr>
-      <w:r>
-        <w:rPr>
-          <w:rFonts w:hint="eastAsia"/>
+        <w:keepNext w:val="0"/>
+        <w:keepLines w:val="0"/>
+        <w:widowControl w:val="0"/>
+        <w:suppressLineNumbers w:val="0"/>
+        <w:spacing w:before="0" w:beforeAutospacing="0" w:after="0" w:afterAutospacing="0"/>
+        <w:ind w:left="0" w:right="0"/>
+        <w:jc w:val="both"/>
+        <w:rPr>
+          <w:rFonts w:hint="eastAsia" w:ascii="等线" w:hAnsi="等线" w:eastAsia="等线" w:cs="Times New Roman"/>
+          <w:sz w:val="21"/>
+          <w:szCs w:val="21"/>
+        </w:rPr>
+      </w:pPr>
+      <w:r>
+        <w:rPr>
+          <w:rFonts w:hint="eastAsia" w:ascii="等线" w:hAnsi="等线" w:eastAsia="等线" w:cs="等线"/>
+          <w:kern w:val="0"/>
+          <w:sz w:val="21"/>
+          <w:szCs w:val="21"/>
+          <w:lang w:val="en-US" w:eastAsia="zh-CN" w:bidi="ar"/>
         </w:rPr>
         <w:t xml:space="preserve">Perlin noise: continuous, smooth, natural. Disadvantages: slower in high dimensions, may have directional artifacts. Good for game terrain generation, texture synthesis, animation effects.  </w:t>
       </w:r>
     </w:p>
     <w:p>
       <w:pPr>
-        <w:rPr>
-          <w:rFonts w:hint="eastAsia"/>
-        </w:rPr>
-      </w:pPr>
-      <w:r>
-        <w:rPr>
-          <w:rFonts w:hint="eastAsia"/>
+        <w:keepNext w:val="0"/>
+        <w:keepLines w:val="0"/>
+        <w:widowControl w:val="0"/>
+        <w:suppressLineNumbers w:val="0"/>
+        <w:spacing w:before="0" w:beforeAutospacing="0" w:after="0" w:afterAutospacing="0"/>
+        <w:ind w:left="0" w:right="0"/>
+        <w:jc w:val="both"/>
+        <w:rPr>
+          <w:rFonts w:hint="eastAsia" w:ascii="等线" w:hAnsi="等线" w:eastAsia="等线" w:cs="Times New Roman"/>
+          <w:sz w:val="21"/>
+          <w:szCs w:val="21"/>
+        </w:rPr>
+      </w:pPr>
+      <w:r>
+        <w:rPr>
+          <w:rFonts w:hint="eastAsia" w:ascii="等线" w:hAnsi="等线" w:eastAsia="等线" w:cs="等线"/>
+          <w:kern w:val="0"/>
+          <w:sz w:val="21"/>
+          <w:szCs w:val="21"/>
+          <w:lang w:val="en-US" w:eastAsia="zh-CN" w:bidi="ar"/>
         </w:rPr>
         <w:t xml:space="preserve">Simplex noise: Ken Perlin's improved version from 2002. Advantages: faster, especially in high dimensions; fewer directional artifacts. Slightly more complex to implement. Good for high-performance situations, high-dimensional noise, movie effects.  </w:t>
       </w:r>
     </w:p>
     <w:p>
       <w:pPr>
-        <w:rPr>
-          <w:rFonts w:hint="eastAsia"/>
-        </w:rPr>
-      </w:pPr>
-      <w:r>
-        <w:rPr>
-          <w:rFonts w:hint="eastAsia"/>
+        <w:keepNext w:val="0"/>
+        <w:keepLines w:val="0"/>
+        <w:widowControl w:val="0"/>
+        <w:suppressLineNumbers w:val="0"/>
+        <w:spacing w:before="0" w:beforeAutospacing="0" w:after="0" w:afterAutospacing="0"/>
+        <w:ind w:left="0" w:right="0"/>
+        <w:jc w:val="both"/>
+        <w:rPr>
+          <w:rFonts w:hint="eastAsia" w:ascii="等线" w:hAnsi="等线" w:eastAsia="等线" w:cs="Times New Roman"/>
+          <w:sz w:val="21"/>
+          <w:szCs w:val="21"/>
+        </w:rPr>
+      </w:pPr>
+      <w:r>
+        <w:rPr>
+          <w:rFonts w:hint="eastAsia" w:ascii="等线" w:hAnsi="等线" w:eastAsia="等线" w:cs="等线"/>
+          <w:kern w:val="0"/>
+          <w:sz w:val="21"/>
+          <w:szCs w:val="21"/>
+          <w:lang w:val="en-US" w:eastAsia="zh-CN" w:bidi="ar"/>
         </w:rPr>
         <w:t xml:space="preserve">Typical uses: 2D terrain often uses Perlin noise; 3D terrain often uses Simplex noise; movie effects use Simplex more often; graphic design uses Perlin noise more often; audio synthesis uses white noise more often.  </w:t>
       </w:r>
     </w:p>
     <w:p>
       <w:pPr>
-        <w:rPr>
-          <w:rFonts w:hint="eastAsia"/>
-        </w:rPr>
-      </w:pPr>
-    </w:p>
-    <w:p>
-      <w:pPr>
-        <w:rPr>
-          <w:rFonts w:hint="eastAsia"/>
-        </w:rPr>
-      </w:pPr>
-      <w:r>
-        <w:rPr>
-          <w:rFonts w:hint="eastAsia"/>
+        <w:keepNext w:val="0"/>
+        <w:keepLines w:val="0"/>
+        <w:widowControl w:val="0"/>
+        <w:suppressLineNumbers w:val="0"/>
+        <w:spacing w:before="0" w:beforeAutospacing="0" w:after="0" w:afterAutospacing="0"/>
+        <w:ind w:left="0" w:right="0"/>
+        <w:jc w:val="both"/>
+        <w:rPr>
+          <w:rFonts w:hint="eastAsia" w:ascii="等线" w:hAnsi="等线" w:eastAsia="等线" w:cs="Times New Roman"/>
+          <w:sz w:val="21"/>
+          <w:szCs w:val="21"/>
+        </w:rPr>
+      </w:pPr>
+      <w:r>
+        <w:rPr>
+          <w:rFonts w:hint="eastAsia" w:ascii="等线" w:hAnsi="等线" w:eastAsia="等线" w:cs="Times New Roman"/>
+          <w:kern w:val="0"/>
+          <w:sz w:val="21"/>
+          <w:szCs w:val="21"/>
+          <w:lang w:val="en-US" w:eastAsia="zh-CN" w:bidi="ar"/>
+        </w:rPr>
+        <w:t xml:space="preserve"> </w:t>
+      </w:r>
+    </w:p>
+    <w:p>
+      <w:pPr>
+        <w:keepNext w:val="0"/>
+        <w:keepLines w:val="0"/>
+        <w:widowControl w:val="0"/>
+        <w:suppressLineNumbers w:val="0"/>
+        <w:spacing w:before="0" w:beforeAutospacing="0" w:after="0" w:afterAutospacing="0"/>
+        <w:ind w:left="0" w:right="0"/>
+        <w:jc w:val="both"/>
+        <w:rPr>
+          <w:rFonts w:hint="eastAsia" w:ascii="等线" w:hAnsi="等线" w:eastAsia="等线" w:cs="Times New Roman"/>
+          <w:sz w:val="21"/>
+          <w:szCs w:val="21"/>
+        </w:rPr>
+      </w:pPr>
+      <w:r>
+        <w:rPr>
+          <w:rFonts w:hint="eastAsia" w:ascii="等线" w:hAnsi="等线" w:eastAsia="等线" w:cs="等线"/>
+          <w:kern w:val="0"/>
+          <w:sz w:val="21"/>
+          <w:szCs w:val="21"/>
+          <w:lang w:val="en-US" w:eastAsia="zh-CN" w:bidi="ar"/>
         </w:rPr>
         <w:t xml:space="preserve">(Part 6: Conclusion and Outlook)  </w:t>
       </w:r>
     </w:p>
     <w:p>
       <w:pPr>
-        <w:rPr>
-          <w:rFonts w:hint="eastAsia"/>
-        </w:rPr>
-      </w:pPr>
-    </w:p>
-    <w:p>
-      <w:pPr>
-        <w:rPr>
-          <w:rFonts w:hint="eastAsia"/>
-        </w:rPr>
-      </w:pPr>
-      <w:r>
-        <w:rPr>
-          <w:rFonts w:hint="eastAsia"/>
+        <w:keepNext w:val="0"/>
+        <w:keepLines w:val="0"/>
+        <w:widowControl w:val="0"/>
+        <w:suppressLineNumbers w:val="0"/>
+        <w:spacing w:before="0" w:beforeAutospacing="0" w:after="0" w:afterAutospacing="0"/>
+        <w:ind w:left="0" w:right="0"/>
+        <w:jc w:val="both"/>
+        <w:rPr>
+          <w:rFonts w:hint="eastAsia" w:ascii="等线" w:hAnsi="等线" w:eastAsia="等线" w:cs="Times New Roman"/>
+          <w:sz w:val="21"/>
+          <w:szCs w:val="21"/>
+        </w:rPr>
+      </w:pPr>
+      <w:r>
+        <w:rPr>
+          <w:rFonts w:hint="eastAsia" w:ascii="等线" w:hAnsi="等线" w:eastAsia="等线" w:cs="Times New Roman"/>
+          <w:kern w:val="0"/>
+          <w:sz w:val="21"/>
+          <w:szCs w:val="21"/>
+          <w:lang w:val="en-US" w:eastAsia="zh-CN" w:bidi="ar"/>
+        </w:rPr>
+        <w:t xml:space="preserve"> </w:t>
+      </w:r>
+    </w:p>
+    <w:p>
+      <w:pPr>
+        <w:keepNext w:val="0"/>
+        <w:keepLines w:val="0"/>
+        <w:widowControl w:val="0"/>
+        <w:suppressLineNumbers w:val="0"/>
+        <w:spacing w:before="0" w:beforeAutospacing="0" w:after="0" w:afterAutospacing="0"/>
+        <w:ind w:left="0" w:right="0"/>
+        <w:jc w:val="both"/>
+        <w:rPr>
+          <w:rFonts w:hint="eastAsia" w:ascii="等线" w:hAnsi="等线" w:eastAsia="等线" w:cs="Times New Roman"/>
+          <w:sz w:val="21"/>
+          <w:szCs w:val="21"/>
+        </w:rPr>
+      </w:pPr>
+      <w:r>
+        <w:rPr>
+          <w:rFonts w:hint="eastAsia" w:ascii="等线" w:hAnsi="等线" w:eastAsia="等线" w:cs="等线"/>
+          <w:kern w:val="0"/>
+          <w:sz w:val="21"/>
+          <w:szCs w:val="21"/>
+          <w:lang w:val="en-US" w:eastAsia="zh-CN" w:bidi="ar"/>
         </w:rPr>
         <w:t xml:space="preserve">Perlin noise is not just a technical tool; it is also a great example of learning from nature. It can be used in game development, movie effects, graphic design, scientific computing, and even music creation.  </w:t>
       </w:r>
     </w:p>
     <w:p>
       <w:pPr>
-        <w:rPr>
-          <w:rFonts w:hint="eastAsia"/>
-        </w:rPr>
-      </w:pPr>
-    </w:p>
-    <w:p>
-      <w:pPr>
-        <w:rPr>
-          <w:rFonts w:hint="eastAsia"/>
-        </w:rPr>
-      </w:pPr>
-      <w:r>
-        <w:rPr>
-          <w:rFonts w:hint="eastAsia"/>
+        <w:keepNext w:val="0"/>
+        <w:keepLines w:val="0"/>
+        <w:widowControl w:val="0"/>
+        <w:suppressLineNumbers w:val="0"/>
+        <w:spacing w:before="0" w:beforeAutospacing="0" w:after="0" w:afterAutospacing="0"/>
+        <w:ind w:left="0" w:right="0"/>
+        <w:jc w:val="both"/>
+        <w:rPr>
+          <w:rFonts w:hint="eastAsia" w:ascii="等线" w:hAnsi="等线" w:eastAsia="等线" w:cs="Times New Roman"/>
+          <w:sz w:val="21"/>
+          <w:szCs w:val="21"/>
+        </w:rPr>
+      </w:pPr>
+      <w:r>
+        <w:rPr>
+          <w:rFonts w:hint="eastAsia" w:ascii="等线" w:hAnsi="等线" w:eastAsia="等线" w:cs="Times New Roman"/>
+          <w:kern w:val="0"/>
+          <w:sz w:val="21"/>
+          <w:szCs w:val="21"/>
+          <w:lang w:val="en-US" w:eastAsia="zh-CN" w:bidi="ar"/>
+        </w:rPr>
+        <w:t xml:space="preserve"> </w:t>
+      </w:r>
+    </w:p>
+    <w:p>
+      <w:pPr>
+        <w:keepNext w:val="0"/>
+        <w:keepLines w:val="0"/>
+        <w:widowControl w:val="0"/>
+        <w:suppressLineNumbers w:val="0"/>
+        <w:spacing w:before="0" w:beforeAutospacing="0" w:after="0" w:afterAutospacing="0"/>
+        <w:ind w:left="0" w:right="0"/>
+        <w:jc w:val="both"/>
+        <w:rPr>
+          <w:rFonts w:hint="eastAsia" w:ascii="等线" w:hAnsi="等线" w:eastAsia="等线" w:cs="Times New Roman"/>
+          <w:sz w:val="21"/>
+          <w:szCs w:val="21"/>
+        </w:rPr>
+      </w:pPr>
+      <w:r>
+        <w:rPr>
+          <w:rFonts w:hint="eastAsia" w:ascii="等线" w:hAnsi="等线" w:eastAsia="等线" w:cs="等线"/>
+          <w:kern w:val="0"/>
+          <w:sz w:val="21"/>
+          <w:szCs w:val="21"/>
+          <w:lang w:val="en-US" w:eastAsia="zh-CN" w:bidi="ar"/>
         </w:rPr>
         <w:t xml:space="preserve">(Closing)  </w:t>
       </w:r>
     </w:p>
     <w:p>
       <w:pPr>
-        <w:rPr>
-          <w:rFonts w:hint="eastAsia"/>
-        </w:rPr>
-      </w:pPr>
+        <w:keepNext w:val="0"/>
+        <w:keepLines w:val="0"/>
+        <w:widowControl w:val="0"/>
+        <w:suppressLineNumbers w:val="0"/>
+        <w:spacing w:before="0" w:beforeAutospacing="0" w:after="0" w:afterAutospacing="0"/>
+        <w:ind w:left="0" w:right="0"/>
+        <w:jc w:val="both"/>
+        <w:rPr>
+          <w:rFonts w:hint="eastAsia" w:ascii="等线" w:hAnsi="等线" w:eastAsia="等线" w:cs="Times New Roman"/>
+          <w:sz w:val="21"/>
+          <w:szCs w:val="21"/>
+        </w:rPr>
+      </w:pPr>
+      <w:r>
+        <w:rPr>
+          <w:rFonts w:hint="eastAsia" w:ascii="等线" w:hAnsi="等线" w:eastAsia="等线" w:cs="Times New Roman"/>
+          <w:kern w:val="0"/>
+          <w:sz w:val="21"/>
+          <w:szCs w:val="21"/>
+          <w:lang w:val="en-US" w:eastAsia="zh-CN" w:bidi="ar"/>
+        </w:rPr>
+        <w:t xml:space="preserve"> </w:t>
+      </w:r>
+    </w:p>
+    <w:p>
+      <w:pPr>
+        <w:keepNext w:val="0"/>
+        <w:keepLines w:val="0"/>
+        <w:widowControl w:val="0"/>
+        <w:suppressLineNumbers w:val="0"/>
+        <w:spacing w:before="0" w:beforeAutospacing="0" w:after="0" w:afterAutospacing="0"/>
+        <w:ind w:left="0" w:right="0"/>
+        <w:jc w:val="both"/>
+        <w:rPr>
+          <w:rFonts w:hint="eastAsia" w:ascii="等线" w:hAnsi="等线" w:eastAsia="等线" w:cs="Times New Roman"/>
+          <w:sz w:val="21"/>
+          <w:szCs w:val="21"/>
+        </w:rPr>
+      </w:pPr>
+      <w:r>
+        <w:rPr>
+          <w:rFonts w:hint="eastAsia" w:ascii="等线" w:hAnsi="等线" w:eastAsia="等线" w:cs="等线"/>
+          <w:kern w:val="0"/>
+          <w:sz w:val="21"/>
+          <w:szCs w:val="21"/>
+          <w:lang w:val="en-US" w:eastAsia="zh-CN" w:bidi="ar"/>
+        </w:rPr>
+        <w:t>That's all. Thank you everyone!</w:t>
+      </w:r>
     </w:p>
     <w:p>
       <w:pPr>
@@ -922,12 +2295,6 @@
           <w:lang w:val="en-US" w:eastAsia="zh-CN"/>
         </w:rPr>
       </w:pPr>
-      <w:r>
-        <w:rPr>
-          <w:rFonts w:hint="eastAsia"/>
-        </w:rPr>
-        <w:t>That's all. Thank you everyone!</w:t>
-      </w:r>
     </w:p>
     <w:sectPr>
       <w:pgSz w:w="11906" w:h="16838"/>

--- a/Work/ITclub/1/speech.docx
+++ b/Work/ITclub/1/speech.docx
@@ -269,7 +269,7 @@
           <w:szCs w:val="21"/>
           <w:lang w:val="en-US" w:eastAsia="zh-CN" w:bidi="ar"/>
         </w:rPr>
-        <w:t xml:space="preserve">(Show white noise visualization)  </w:t>
+        <w:t xml:space="preserve">(Show white noise)  </w:t>
       </w:r>
     </w:p>
     <w:p>
@@ -321,348 +321,358 @@
           <w:szCs w:val="21"/>
           <w:lang w:val="en-US" w:eastAsia="zh-CN" w:bidi="ar"/>
         </w:rPr>
-        <w:t xml:space="preserve">Look at this picture! Every point is totally random. It looks like TV static. This is nothing like real terrain. These are the three big problems of traditional random algorithms:  </w:t>
-      </w:r>
-    </w:p>
-    <w:p>
-      <w:pPr>
-        <w:keepNext w:val="0"/>
-        <w:keepLines w:val="0"/>
-        <w:widowControl w:val="0"/>
-        <w:suppressLineNumbers w:val="0"/>
-        <w:spacing w:before="0" w:beforeAutospacing="0" w:after="0" w:afterAutospacing="0"/>
-        <w:ind w:left="0" w:right="0"/>
-        <w:jc w:val="both"/>
-        <w:rPr>
-          <w:rFonts w:hint="eastAsia" w:ascii="等线" w:hAnsi="等线" w:eastAsia="等线" w:cs="Times New Roman"/>
-          <w:sz w:val="21"/>
-          <w:szCs w:val="21"/>
-        </w:rPr>
-      </w:pPr>
-      <w:r>
-        <w:rPr>
-          <w:rFonts w:hint="eastAsia" w:ascii="等线" w:hAnsi="等线" w:eastAsia="等线" w:cs="等线"/>
-          <w:kern w:val="0"/>
-          <w:sz w:val="21"/>
-          <w:szCs w:val="21"/>
-          <w:lang w:val="en-US" w:eastAsia="zh-CN" w:bidi="ar"/>
-        </w:rPr>
-        <w:t xml:space="preserve">First, no continuity. Neighboring points have no relation, so heights jump wildly.  </w:t>
-      </w:r>
-    </w:p>
-    <w:p>
-      <w:pPr>
-        <w:keepNext w:val="0"/>
-        <w:keepLines w:val="0"/>
-        <w:widowControl w:val="0"/>
-        <w:suppressLineNumbers w:val="0"/>
-        <w:spacing w:before="0" w:beforeAutospacing="0" w:after="0" w:afterAutospacing="0"/>
-        <w:ind w:left="0" w:right="0"/>
-        <w:jc w:val="both"/>
-        <w:rPr>
-          <w:rFonts w:hint="eastAsia" w:ascii="等线" w:hAnsi="等线" w:eastAsia="等线" w:cs="Times New Roman"/>
-          <w:sz w:val="21"/>
-          <w:szCs w:val="21"/>
-        </w:rPr>
-      </w:pPr>
-      <w:r>
-        <w:rPr>
-          <w:rFonts w:hint="eastAsia" w:ascii="等线" w:hAnsi="等线" w:eastAsia="等线" w:cs="等线"/>
-          <w:kern w:val="0"/>
-          <w:sz w:val="21"/>
-          <w:szCs w:val="21"/>
-          <w:lang w:val="en-US" w:eastAsia="zh-CN" w:bidi="ar"/>
-        </w:rPr>
-        <w:t xml:space="preserve">Second, not natural. Real terrain changes smoothly, not like these pixelated blocks.  </w:t>
-      </w:r>
-    </w:p>
-    <w:p>
-      <w:pPr>
-        <w:keepNext w:val="0"/>
-        <w:keepLines w:val="0"/>
-        <w:widowControl w:val="0"/>
-        <w:suppressLineNumbers w:val="0"/>
-        <w:spacing w:before="0" w:beforeAutospacing="0" w:after="0" w:afterAutospacing="0"/>
-        <w:ind w:left="0" w:right="0"/>
-        <w:jc w:val="both"/>
-        <w:rPr>
-          <w:rFonts w:hint="eastAsia" w:ascii="等线" w:hAnsi="等线" w:eastAsia="等线" w:cs="Times New Roman"/>
-          <w:sz w:val="21"/>
-          <w:szCs w:val="21"/>
-        </w:rPr>
-      </w:pPr>
-      <w:r>
-        <w:rPr>
-          <w:rFonts w:hint="eastAsia" w:ascii="等线" w:hAnsi="等线" w:eastAsia="等线" w:cs="等线"/>
-          <w:kern w:val="0"/>
-          <w:sz w:val="21"/>
-          <w:szCs w:val="21"/>
-          <w:lang w:val="en-US" w:eastAsia="zh-CN" w:bidi="ar"/>
-        </w:rPr>
-        <w:t xml:space="preserve">Third, hard to control. We cannot adjust how rough or curved the terrain is.  </w:t>
-      </w:r>
-    </w:p>
-    <w:p>
-      <w:pPr>
-        <w:keepNext w:val="0"/>
-        <w:keepLines w:val="0"/>
-        <w:widowControl w:val="0"/>
-        <w:suppressLineNumbers w:val="0"/>
-        <w:spacing w:before="0" w:beforeAutospacing="0" w:after="0" w:afterAutospacing="0"/>
-        <w:ind w:left="0" w:right="0"/>
-        <w:jc w:val="both"/>
-        <w:rPr>
-          <w:rFonts w:hint="eastAsia" w:ascii="等线" w:hAnsi="等线" w:eastAsia="等线" w:cs="Times New Roman"/>
-          <w:sz w:val="21"/>
-          <w:szCs w:val="21"/>
-        </w:rPr>
-      </w:pPr>
-      <w:r>
-        <w:rPr>
-          <w:rFonts w:hint="eastAsia" w:ascii="等线" w:hAnsi="等线" w:eastAsia="等线" w:cs="等线"/>
-          <w:kern w:val="0"/>
-          <w:sz w:val="21"/>
-          <w:szCs w:val="21"/>
-          <w:lang w:val="en-US" w:eastAsia="zh-CN" w:bidi="ar"/>
-        </w:rPr>
-        <w:t xml:space="preserve">So what can we do?  </w:t>
-      </w:r>
-    </w:p>
-    <w:p>
-      <w:pPr>
-        <w:keepNext w:val="0"/>
-        <w:keepLines w:val="0"/>
-        <w:widowControl w:val="0"/>
-        <w:suppressLineNumbers w:val="0"/>
-        <w:spacing w:before="0" w:beforeAutospacing="0" w:after="0" w:afterAutospacing="0"/>
-        <w:ind w:left="0" w:right="0"/>
-        <w:jc w:val="both"/>
-        <w:rPr>
-          <w:rFonts w:hint="eastAsia" w:ascii="等线" w:hAnsi="等线" w:eastAsia="等线" w:cs="Times New Roman"/>
-          <w:sz w:val="21"/>
-          <w:szCs w:val="21"/>
-        </w:rPr>
-      </w:pPr>
-      <w:r>
-        <w:rPr>
-          <w:rFonts w:hint="eastAsia" w:ascii="等线" w:hAnsi="等线" w:eastAsia="等线" w:cs="等线"/>
-          <w:kern w:val="0"/>
-          <w:sz w:val="21"/>
-          <w:szCs w:val="21"/>
-          <w:lang w:val="en-US" w:eastAsia="zh-CN" w:bidi="ar"/>
-        </w:rPr>
-        <w:t xml:space="preserve">We need a method that is both random and smooth.  </w:t>
-      </w:r>
-    </w:p>
-    <w:p>
-      <w:pPr>
-        <w:keepNext w:val="0"/>
-        <w:keepLines w:val="0"/>
-        <w:widowControl w:val="0"/>
-        <w:suppressLineNumbers w:val="0"/>
-        <w:spacing w:before="0" w:beforeAutospacing="0" w:after="0" w:afterAutospacing="0"/>
-        <w:ind w:left="0" w:right="0"/>
-        <w:jc w:val="both"/>
-        <w:rPr>
-          <w:rFonts w:hint="eastAsia" w:ascii="等线" w:hAnsi="等线" w:eastAsia="等线" w:cs="Times New Roman"/>
-          <w:sz w:val="21"/>
-          <w:szCs w:val="21"/>
-        </w:rPr>
-      </w:pPr>
-      <w:r>
-        <w:rPr>
-          <w:rFonts w:hint="eastAsia" w:ascii="等线" w:hAnsi="等线" w:eastAsia="等线" w:cs="等线"/>
-          <w:kern w:val="0"/>
-          <w:sz w:val="21"/>
-          <w:szCs w:val="21"/>
-          <w:lang w:val="en-US" w:eastAsia="zh-CN" w:bidi="ar"/>
-        </w:rPr>
-        <w:t xml:space="preserve">That's when Perlin noise comes in.  </w:t>
-      </w:r>
-    </w:p>
-    <w:p>
-      <w:pPr>
-        <w:keepNext w:val="0"/>
-        <w:keepLines w:val="0"/>
-        <w:widowControl w:val="0"/>
-        <w:suppressLineNumbers w:val="0"/>
-        <w:spacing w:before="0" w:beforeAutospacing="0" w:after="0" w:afterAutospacing="0"/>
-        <w:ind w:left="0" w:right="0"/>
-        <w:jc w:val="both"/>
-        <w:rPr>
-          <w:rFonts w:hint="eastAsia" w:ascii="等线" w:hAnsi="等线" w:eastAsia="等线" w:cs="Times New Roman"/>
-          <w:sz w:val="21"/>
-          <w:szCs w:val="21"/>
-        </w:rPr>
-      </w:pPr>
-      <w:r>
-        <w:rPr>
-          <w:rFonts w:hint="eastAsia" w:ascii="等线" w:hAnsi="等线" w:eastAsia="等线" w:cs="Times New Roman"/>
-          <w:kern w:val="0"/>
-          <w:sz w:val="21"/>
-          <w:szCs w:val="21"/>
-          <w:lang w:val="en-US" w:eastAsia="zh-CN" w:bidi="ar"/>
-        </w:rPr>
-        <w:t xml:space="preserve"> </w:t>
-      </w:r>
-    </w:p>
-    <w:p>
-      <w:pPr>
-        <w:keepNext w:val="0"/>
-        <w:keepLines w:val="0"/>
-        <w:widowControl w:val="0"/>
-        <w:suppressLineNumbers w:val="0"/>
-        <w:spacing w:before="0" w:beforeAutospacing="0" w:after="0" w:afterAutospacing="0"/>
-        <w:ind w:left="0" w:right="0"/>
-        <w:jc w:val="both"/>
-        <w:rPr>
-          <w:rFonts w:hint="eastAsia" w:ascii="等线" w:hAnsi="等线" w:eastAsia="等线" w:cs="Times New Roman"/>
-          <w:sz w:val="21"/>
-          <w:szCs w:val="21"/>
-        </w:rPr>
-      </w:pPr>
-      <w:r>
-        <w:rPr>
-          <w:rFonts w:hint="eastAsia" w:ascii="等线" w:hAnsi="等线" w:eastAsia="等线" w:cs="等线"/>
-          <w:kern w:val="0"/>
-          <w:sz w:val="21"/>
-          <w:szCs w:val="21"/>
-          <w:lang w:val="en-US" w:eastAsia="zh-CN" w:bidi="ar"/>
-        </w:rPr>
-        <w:t xml:space="preserve">(Part 2: The Inventor)  </w:t>
-      </w:r>
-    </w:p>
-    <w:p>
-      <w:pPr>
-        <w:keepNext w:val="0"/>
-        <w:keepLines w:val="0"/>
-        <w:widowControl w:val="0"/>
-        <w:suppressLineNumbers w:val="0"/>
-        <w:spacing w:before="0" w:beforeAutospacing="0" w:after="0" w:afterAutospacing="0"/>
-        <w:ind w:left="0" w:right="0"/>
-        <w:jc w:val="both"/>
-        <w:rPr>
-          <w:rFonts w:hint="eastAsia" w:ascii="等线" w:hAnsi="等线" w:eastAsia="等线" w:cs="Times New Roman"/>
-          <w:sz w:val="21"/>
-          <w:szCs w:val="21"/>
-        </w:rPr>
-      </w:pPr>
-      <w:r>
-        <w:rPr>
-          <w:rFonts w:hint="eastAsia" w:ascii="等线" w:hAnsi="等线" w:eastAsia="等线" w:cs="Times New Roman"/>
-          <w:kern w:val="0"/>
-          <w:sz w:val="21"/>
-          <w:szCs w:val="21"/>
-          <w:lang w:val="en-US" w:eastAsia="zh-CN" w:bidi="ar"/>
-        </w:rPr>
-        <w:t xml:space="preserve"> </w:t>
-      </w:r>
-    </w:p>
-    <w:p>
-      <w:pPr>
-        <w:keepNext w:val="0"/>
-        <w:keepLines w:val="0"/>
-        <w:widowControl w:val="0"/>
-        <w:suppressLineNumbers w:val="0"/>
-        <w:spacing w:before="0" w:beforeAutospacing="0" w:after="0" w:afterAutospacing="0"/>
-        <w:ind w:left="0" w:right="0"/>
-        <w:jc w:val="both"/>
-        <w:rPr>
-          <w:rFonts w:hint="eastAsia" w:ascii="等线" w:hAnsi="等线" w:eastAsia="等线" w:cs="Times New Roman"/>
-          <w:sz w:val="21"/>
-          <w:szCs w:val="21"/>
-        </w:rPr>
-      </w:pPr>
-      <w:r>
-        <w:rPr>
-          <w:rFonts w:hint="eastAsia" w:ascii="等线" w:hAnsi="等线" w:eastAsia="等线" w:cs="等线"/>
-          <w:kern w:val="0"/>
-          <w:sz w:val="21"/>
-          <w:szCs w:val="21"/>
-          <w:lang w:val="en-US" w:eastAsia="zh-CN" w:bidi="ar"/>
-        </w:rPr>
-        <w:t xml:space="preserve">Before we go deeper, let's meet the inventor--Ken Perlin. He is an American computer scientist and a professor at New York University. In 1983, he invented Perlin noise. In 1997, he won a Technical Achievement Award from the Oscars. Perlin noise is one of the few computer algorithms that has won an Oscar.  </w:t>
-      </w:r>
-    </w:p>
-    <w:p>
-      <w:pPr>
-        <w:keepNext w:val="0"/>
-        <w:keepLines w:val="0"/>
-        <w:widowControl w:val="0"/>
-        <w:suppressLineNumbers w:val="0"/>
-        <w:spacing w:before="0" w:beforeAutospacing="0" w:after="0" w:afterAutospacing="0"/>
-        <w:ind w:left="0" w:right="0"/>
-        <w:jc w:val="both"/>
-        <w:rPr>
-          <w:rFonts w:hint="eastAsia" w:ascii="等线" w:hAnsi="等线" w:eastAsia="等线" w:cs="Times New Roman"/>
-          <w:sz w:val="21"/>
-          <w:szCs w:val="21"/>
-        </w:rPr>
-      </w:pPr>
-      <w:r>
-        <w:rPr>
-          <w:rFonts w:hint="eastAsia" w:ascii="等线" w:hAnsi="等线" w:eastAsia="等线" w:cs="Times New Roman"/>
-          <w:kern w:val="0"/>
-          <w:sz w:val="21"/>
-          <w:szCs w:val="21"/>
-          <w:lang w:val="en-US" w:eastAsia="zh-CN" w:bidi="ar"/>
-        </w:rPr>
-        <w:t xml:space="preserve"> </w:t>
-      </w:r>
-    </w:p>
-    <w:p>
-      <w:pPr>
-        <w:keepNext w:val="0"/>
-        <w:keepLines w:val="0"/>
-        <w:widowControl w:val="0"/>
-        <w:suppressLineNumbers w:val="0"/>
-        <w:spacing w:before="0" w:beforeAutospacing="0" w:after="0" w:afterAutospacing="0"/>
-        <w:ind w:left="0" w:right="0"/>
-        <w:jc w:val="both"/>
-        <w:rPr>
-          <w:rFonts w:hint="eastAsia" w:ascii="等线" w:hAnsi="等线" w:eastAsia="等线" w:cs="Times New Roman"/>
-          <w:sz w:val="21"/>
-          <w:szCs w:val="21"/>
-        </w:rPr>
-      </w:pPr>
-      <w:r>
-        <w:rPr>
-          <w:rFonts w:hint="eastAsia" w:ascii="等线" w:hAnsi="等线" w:eastAsia="等线" w:cs="等线"/>
-          <w:kern w:val="0"/>
-          <w:sz w:val="21"/>
-          <w:szCs w:val="21"/>
-          <w:lang w:val="en-US" w:eastAsia="zh-CN" w:bidi="ar"/>
-        </w:rPr>
-        <w:t xml:space="preserve">A short story: In 1982, Disney made the movie Tron, one of the first films to use computer-generated images. Ken Perlin worked on the special effects. But he found that the computer-generated textures looked too artificial--mountains didn't look like mountains, clouds didn't look like clouds. So he observed nature: mountains, flowing clouds, marble patterns. He noticed that they all look random but are actually continuous and smooth. Based on this, he invented Perlin noise.  </w:t>
-      </w:r>
-    </w:p>
-    <w:p>
-      <w:pPr>
-        <w:keepNext w:val="0"/>
-        <w:keepLines w:val="0"/>
-        <w:widowControl w:val="0"/>
-        <w:suppressLineNumbers w:val="0"/>
-        <w:spacing w:before="0" w:beforeAutospacing="0" w:after="0" w:afterAutospacing="0"/>
-        <w:ind w:left="0" w:right="0"/>
-        <w:jc w:val="both"/>
-        <w:rPr>
-          <w:rFonts w:hint="eastAsia" w:ascii="等线" w:hAnsi="等线" w:eastAsia="等线" w:cs="Times New Roman"/>
-          <w:sz w:val="21"/>
-          <w:szCs w:val="21"/>
-        </w:rPr>
-      </w:pPr>
-      <w:r>
-        <w:rPr>
-          <w:rFonts w:hint="eastAsia" w:ascii="等线" w:hAnsi="等线" w:eastAsia="等线" w:cs="Times New Roman"/>
-          <w:kern w:val="0"/>
-          <w:sz w:val="21"/>
-          <w:szCs w:val="21"/>
-          <w:lang w:val="en-US" w:eastAsia="zh-CN" w:bidi="ar"/>
-        </w:rPr>
-        <w:t xml:space="preserve"> </w:t>
+        <w:t>Look</w:t>
       </w:r>
       <w:bookmarkStart w:id="0" w:name="_GoBack"/>
       <w:bookmarkEnd w:id="0"/>
+      <w:r>
+        <w:rPr>
+          <w:rFonts w:hint="eastAsia" w:ascii="等线" w:hAnsi="等线" w:eastAsia="等线" w:cs="等线"/>
+          <w:kern w:val="0"/>
+          <w:sz w:val="21"/>
+          <w:szCs w:val="21"/>
+          <w:lang w:val="en-US" w:eastAsia="zh-CN" w:bidi="ar"/>
+        </w:rPr>
+        <w:t xml:space="preserve">! Every point is totally random. It looks like TV static. This is nothing like real terrain. These are the three big problems of traditional random algorithms:  </w:t>
+      </w:r>
+    </w:p>
+    <w:p>
+      <w:pPr>
+        <w:keepNext w:val="0"/>
+        <w:keepLines w:val="0"/>
+        <w:widowControl w:val="0"/>
+        <w:suppressLineNumbers w:val="0"/>
+        <w:spacing w:before="0" w:beforeAutospacing="0" w:after="0" w:afterAutospacing="0"/>
+        <w:ind w:left="0" w:right="0"/>
+        <w:jc w:val="both"/>
+        <w:rPr>
+          <w:rFonts w:hint="eastAsia" w:ascii="等线" w:hAnsi="等线" w:eastAsia="等线" w:cs="Times New Roman"/>
+          <w:sz w:val="21"/>
+          <w:szCs w:val="21"/>
+        </w:rPr>
+      </w:pPr>
+      <w:r>
+        <w:rPr>
+          <w:rFonts w:hint="eastAsia" w:ascii="等线" w:hAnsi="等线" w:eastAsia="等线" w:cs="等线"/>
+          <w:kern w:val="0"/>
+          <w:sz w:val="21"/>
+          <w:szCs w:val="21"/>
+          <w:lang w:val="en-US" w:eastAsia="zh-CN" w:bidi="ar"/>
+        </w:rPr>
+        <w:t xml:space="preserve">First, no continuity. Neighboring points have no relation, so heights jump wildly.  </w:t>
+      </w:r>
+    </w:p>
+    <w:p>
+      <w:pPr>
+        <w:keepNext w:val="0"/>
+        <w:keepLines w:val="0"/>
+        <w:widowControl w:val="0"/>
+        <w:suppressLineNumbers w:val="0"/>
+        <w:spacing w:before="0" w:beforeAutospacing="0" w:after="0" w:afterAutospacing="0"/>
+        <w:ind w:left="0" w:right="0"/>
+        <w:jc w:val="both"/>
+        <w:rPr>
+          <w:rFonts w:hint="eastAsia" w:ascii="等线" w:hAnsi="等线" w:eastAsia="等线" w:cs="Times New Roman"/>
+          <w:sz w:val="21"/>
+          <w:szCs w:val="21"/>
+        </w:rPr>
+      </w:pPr>
+      <w:r>
+        <w:rPr>
+          <w:rFonts w:hint="eastAsia" w:ascii="等线" w:hAnsi="等线" w:eastAsia="等线" w:cs="等线"/>
+          <w:kern w:val="0"/>
+          <w:sz w:val="21"/>
+          <w:szCs w:val="21"/>
+          <w:lang w:val="en-US" w:eastAsia="zh-CN" w:bidi="ar"/>
+        </w:rPr>
+        <w:t xml:space="preserve">Second, not natural. Real terrain changes smoothly, not like these pixelated blocks.  </w:t>
+      </w:r>
+    </w:p>
+    <w:p>
+      <w:pPr>
+        <w:keepNext w:val="0"/>
+        <w:keepLines w:val="0"/>
+        <w:widowControl w:val="0"/>
+        <w:suppressLineNumbers w:val="0"/>
+        <w:spacing w:before="0" w:beforeAutospacing="0" w:after="0" w:afterAutospacing="0"/>
+        <w:ind w:left="0" w:right="0"/>
+        <w:jc w:val="both"/>
+        <w:rPr>
+          <w:rFonts w:hint="eastAsia" w:ascii="等线" w:hAnsi="等线" w:eastAsia="等线" w:cs="Times New Roman"/>
+          <w:sz w:val="21"/>
+          <w:szCs w:val="21"/>
+        </w:rPr>
+      </w:pPr>
+      <w:r>
+        <w:rPr>
+          <w:rFonts w:hint="eastAsia" w:ascii="等线" w:hAnsi="等线" w:eastAsia="等线" w:cs="等线"/>
+          <w:kern w:val="0"/>
+          <w:sz w:val="21"/>
+          <w:szCs w:val="21"/>
+          <w:lang w:val="en-US" w:eastAsia="zh-CN" w:bidi="ar"/>
+        </w:rPr>
+        <w:t xml:space="preserve">Third, hard to control. We cannot adjust how rough or curved the terrain is.  </w:t>
+      </w:r>
+    </w:p>
+    <w:p>
+      <w:pPr>
+        <w:keepNext w:val="0"/>
+        <w:keepLines w:val="0"/>
+        <w:widowControl w:val="0"/>
+        <w:suppressLineNumbers w:val="0"/>
+        <w:spacing w:before="0" w:beforeAutospacing="0" w:after="0" w:afterAutospacing="0"/>
+        <w:ind w:left="0" w:right="0"/>
+        <w:jc w:val="both"/>
+        <w:rPr>
+          <w:rFonts w:hint="eastAsia" w:ascii="等线" w:hAnsi="等线" w:eastAsia="等线" w:cs="Times New Roman"/>
+          <w:sz w:val="21"/>
+          <w:szCs w:val="21"/>
+        </w:rPr>
+      </w:pPr>
+      <w:r>
+        <w:rPr>
+          <w:rFonts w:hint="eastAsia" w:ascii="等线" w:hAnsi="等线" w:eastAsia="等线" w:cs="等线"/>
+          <w:kern w:val="0"/>
+          <w:sz w:val="21"/>
+          <w:szCs w:val="21"/>
+          <w:lang w:val="en-US" w:eastAsia="zh-CN" w:bidi="ar"/>
+        </w:rPr>
+        <w:t xml:space="preserve">So what can we do?  </w:t>
+      </w:r>
+    </w:p>
+    <w:p>
+      <w:pPr>
+        <w:keepNext w:val="0"/>
+        <w:keepLines w:val="0"/>
+        <w:widowControl w:val="0"/>
+        <w:suppressLineNumbers w:val="0"/>
+        <w:spacing w:before="0" w:beforeAutospacing="0" w:after="0" w:afterAutospacing="0"/>
+        <w:ind w:left="0" w:right="0"/>
+        <w:jc w:val="both"/>
+        <w:rPr>
+          <w:rFonts w:hint="eastAsia" w:ascii="等线" w:hAnsi="等线" w:eastAsia="等线" w:cs="Times New Roman"/>
+          <w:sz w:val="21"/>
+          <w:szCs w:val="21"/>
+        </w:rPr>
+      </w:pPr>
+      <w:r>
+        <w:rPr>
+          <w:rFonts w:hint="eastAsia" w:ascii="等线" w:hAnsi="等线" w:eastAsia="等线" w:cs="等线"/>
+          <w:kern w:val="0"/>
+          <w:sz w:val="21"/>
+          <w:szCs w:val="21"/>
+          <w:lang w:val="en-US" w:eastAsia="zh-CN" w:bidi="ar"/>
+        </w:rPr>
+        <w:t xml:space="preserve">We need a method that is both random and smooth.  </w:t>
+      </w:r>
+    </w:p>
+    <w:p>
+      <w:pPr>
+        <w:keepNext w:val="0"/>
+        <w:keepLines w:val="0"/>
+        <w:widowControl w:val="0"/>
+        <w:suppressLineNumbers w:val="0"/>
+        <w:spacing w:before="0" w:beforeAutospacing="0" w:after="0" w:afterAutospacing="0"/>
+        <w:ind w:left="0" w:right="0"/>
+        <w:jc w:val="both"/>
+        <w:rPr>
+          <w:rFonts w:hint="eastAsia" w:ascii="等线" w:hAnsi="等线" w:eastAsia="等线" w:cs="Times New Roman"/>
+          <w:sz w:val="21"/>
+          <w:szCs w:val="21"/>
+        </w:rPr>
+      </w:pPr>
+      <w:r>
+        <w:rPr>
+          <w:rFonts w:hint="eastAsia" w:ascii="等线" w:hAnsi="等线" w:eastAsia="等线" w:cs="等线"/>
+          <w:kern w:val="0"/>
+          <w:sz w:val="21"/>
+          <w:szCs w:val="21"/>
+          <w:lang w:val="en-US" w:eastAsia="zh-CN" w:bidi="ar"/>
+        </w:rPr>
+        <w:t xml:space="preserve">That's when Perlin noise comes in.  </w:t>
+      </w:r>
+    </w:p>
+    <w:p>
+      <w:pPr>
+        <w:keepNext w:val="0"/>
+        <w:keepLines w:val="0"/>
+        <w:widowControl w:val="0"/>
+        <w:suppressLineNumbers w:val="0"/>
+        <w:spacing w:before="0" w:beforeAutospacing="0" w:after="0" w:afterAutospacing="0"/>
+        <w:ind w:left="0" w:right="0"/>
+        <w:jc w:val="both"/>
+        <w:rPr>
+          <w:rFonts w:hint="eastAsia" w:ascii="等线" w:hAnsi="等线" w:eastAsia="等线" w:cs="Times New Roman"/>
+          <w:sz w:val="21"/>
+          <w:szCs w:val="21"/>
+        </w:rPr>
+      </w:pPr>
+      <w:r>
+        <w:rPr>
+          <w:rFonts w:hint="eastAsia" w:ascii="等线" w:hAnsi="等线" w:eastAsia="等线" w:cs="Times New Roman"/>
+          <w:kern w:val="0"/>
+          <w:sz w:val="21"/>
+          <w:szCs w:val="21"/>
+          <w:lang w:val="en-US" w:eastAsia="zh-CN" w:bidi="ar"/>
+        </w:rPr>
+        <w:t xml:space="preserve"> </w:t>
+      </w:r>
+    </w:p>
+    <w:p>
+      <w:pPr>
+        <w:keepNext w:val="0"/>
+        <w:keepLines w:val="0"/>
+        <w:widowControl w:val="0"/>
+        <w:suppressLineNumbers w:val="0"/>
+        <w:spacing w:before="0" w:beforeAutospacing="0" w:after="0" w:afterAutospacing="0"/>
+        <w:ind w:left="0" w:right="0"/>
+        <w:jc w:val="both"/>
+        <w:rPr>
+          <w:rFonts w:hint="eastAsia" w:ascii="等线" w:hAnsi="等线" w:eastAsia="等线" w:cs="Times New Roman"/>
+          <w:sz w:val="21"/>
+          <w:szCs w:val="21"/>
+        </w:rPr>
+      </w:pPr>
+      <w:r>
+        <w:rPr>
+          <w:rFonts w:hint="eastAsia" w:ascii="等线" w:hAnsi="等线" w:eastAsia="等线" w:cs="等线"/>
+          <w:kern w:val="0"/>
+          <w:sz w:val="21"/>
+          <w:szCs w:val="21"/>
+          <w:lang w:val="en-US" w:eastAsia="zh-CN" w:bidi="ar"/>
+        </w:rPr>
+        <w:t xml:space="preserve">(Part 2: The Inventor)  </w:t>
+      </w:r>
+    </w:p>
+    <w:p>
+      <w:pPr>
+        <w:keepNext w:val="0"/>
+        <w:keepLines w:val="0"/>
+        <w:widowControl w:val="0"/>
+        <w:suppressLineNumbers w:val="0"/>
+        <w:spacing w:before="0" w:beforeAutospacing="0" w:after="0" w:afterAutospacing="0"/>
+        <w:ind w:left="0" w:right="0"/>
+        <w:jc w:val="both"/>
+        <w:rPr>
+          <w:rFonts w:hint="eastAsia" w:ascii="等线" w:hAnsi="等线" w:eastAsia="等线" w:cs="Times New Roman"/>
+          <w:sz w:val="21"/>
+          <w:szCs w:val="21"/>
+        </w:rPr>
+      </w:pPr>
+      <w:r>
+        <w:rPr>
+          <w:rFonts w:hint="eastAsia" w:ascii="等线" w:hAnsi="等线" w:eastAsia="等线" w:cs="Times New Roman"/>
+          <w:kern w:val="0"/>
+          <w:sz w:val="21"/>
+          <w:szCs w:val="21"/>
+          <w:lang w:val="en-US" w:eastAsia="zh-CN" w:bidi="ar"/>
+        </w:rPr>
+        <w:t xml:space="preserve"> </w:t>
+      </w:r>
+    </w:p>
+    <w:p>
+      <w:pPr>
+        <w:keepNext w:val="0"/>
+        <w:keepLines w:val="0"/>
+        <w:widowControl w:val="0"/>
+        <w:suppressLineNumbers w:val="0"/>
+        <w:spacing w:before="0" w:beforeAutospacing="0" w:after="0" w:afterAutospacing="0"/>
+        <w:ind w:left="0" w:right="0"/>
+        <w:jc w:val="both"/>
+        <w:rPr>
+          <w:rFonts w:hint="eastAsia" w:ascii="等线" w:hAnsi="等线" w:eastAsia="等线" w:cs="Times New Roman"/>
+          <w:sz w:val="21"/>
+          <w:szCs w:val="21"/>
+        </w:rPr>
+      </w:pPr>
+      <w:r>
+        <w:rPr>
+          <w:rFonts w:hint="eastAsia" w:ascii="等线" w:hAnsi="等线" w:eastAsia="等线" w:cs="等线"/>
+          <w:kern w:val="0"/>
+          <w:sz w:val="21"/>
+          <w:szCs w:val="21"/>
+          <w:lang w:val="en-US" w:eastAsia="zh-CN" w:bidi="ar"/>
+        </w:rPr>
+        <w:t xml:space="preserve">Before we go deeper, let's meet the inventor--Ken Perlin. He is an American computer scientist and a professor at New York University. In 1983, he invented Perlin noise. In 1997, he won a Technical Achievement Award from the Oscars. Perlin noise is one of the few computer algorithms that has won an Oscar.  </w:t>
+      </w:r>
+    </w:p>
+    <w:p>
+      <w:pPr>
+        <w:keepNext w:val="0"/>
+        <w:keepLines w:val="0"/>
+        <w:widowControl w:val="0"/>
+        <w:suppressLineNumbers w:val="0"/>
+        <w:spacing w:before="0" w:beforeAutospacing="0" w:after="0" w:afterAutospacing="0"/>
+        <w:ind w:left="0" w:right="0"/>
+        <w:jc w:val="both"/>
+        <w:rPr>
+          <w:rFonts w:hint="eastAsia" w:ascii="等线" w:hAnsi="等线" w:eastAsia="等线" w:cs="Times New Roman"/>
+          <w:sz w:val="21"/>
+          <w:szCs w:val="21"/>
+        </w:rPr>
+      </w:pPr>
+      <w:r>
+        <w:rPr>
+          <w:rFonts w:hint="eastAsia" w:ascii="等线" w:hAnsi="等线" w:eastAsia="等线" w:cs="Times New Roman"/>
+          <w:kern w:val="0"/>
+          <w:sz w:val="21"/>
+          <w:szCs w:val="21"/>
+          <w:lang w:val="en-US" w:eastAsia="zh-CN" w:bidi="ar"/>
+        </w:rPr>
+        <w:t xml:space="preserve"> </w:t>
+      </w:r>
+    </w:p>
+    <w:p>
+      <w:pPr>
+        <w:keepNext w:val="0"/>
+        <w:keepLines w:val="0"/>
+        <w:widowControl w:val="0"/>
+        <w:suppressLineNumbers w:val="0"/>
+        <w:spacing w:before="0" w:beforeAutospacing="0" w:after="0" w:afterAutospacing="0"/>
+        <w:ind w:left="0" w:right="0"/>
+        <w:jc w:val="both"/>
+        <w:rPr>
+          <w:rFonts w:hint="eastAsia" w:ascii="等线" w:hAnsi="等线" w:eastAsia="等线" w:cs="Times New Roman"/>
+          <w:sz w:val="21"/>
+          <w:szCs w:val="21"/>
+        </w:rPr>
+      </w:pPr>
+      <w:r>
+        <w:rPr>
+          <w:rFonts w:hint="eastAsia" w:ascii="等线" w:hAnsi="等线" w:eastAsia="等线" w:cs="等线"/>
+          <w:kern w:val="0"/>
+          <w:sz w:val="21"/>
+          <w:szCs w:val="21"/>
+          <w:lang w:val="en-US" w:eastAsia="zh-CN" w:bidi="ar"/>
+        </w:rPr>
+        <w:t xml:space="preserve">A short story: In 1982, Disney made the movie Tron, one of the first films to use computer-generated images. Ken Perlin worked on the special effects. But he found that the computer-generated textures looked too artificial--mountains didn't look like mountains, clouds didn't look like clouds. So he observed nature: mountains, flowing clouds, marble patterns. He noticed that they all look random but are actually continuous and smooth. Based on this, he invented Perlin noise.  </w:t>
+      </w:r>
+    </w:p>
+    <w:p>
+      <w:pPr>
+        <w:keepNext w:val="0"/>
+        <w:keepLines w:val="0"/>
+        <w:widowControl w:val="0"/>
+        <w:suppressLineNumbers w:val="0"/>
+        <w:spacing w:before="0" w:beforeAutospacing="0" w:after="0" w:afterAutospacing="0"/>
+        <w:ind w:left="0" w:right="0"/>
+        <w:jc w:val="both"/>
+        <w:rPr>
+          <w:rFonts w:hint="eastAsia" w:ascii="等线" w:hAnsi="等线" w:eastAsia="等线" w:cs="Times New Roman"/>
+          <w:sz w:val="21"/>
+          <w:szCs w:val="21"/>
+        </w:rPr>
+      </w:pPr>
+      <w:r>
+        <w:rPr>
+          <w:rFonts w:hint="eastAsia" w:ascii="等线" w:hAnsi="等线" w:eastAsia="等线" w:cs="Times New Roman"/>
+          <w:kern w:val="0"/>
+          <w:sz w:val="21"/>
+          <w:szCs w:val="21"/>
+          <w:lang w:val="en-US" w:eastAsia="zh-CN" w:bidi="ar"/>
+        </w:rPr>
+        <w:t xml:space="preserve"> </w:t>
+      </w:r>
     </w:p>
     <w:p>
       <w:pPr>

--- a/Work/ITclub/1/speech.docx
+++ b/Work/ITclub/1/speech.docx
@@ -321,7 +321,33 @@
           <w:szCs w:val="21"/>
           <w:lang w:val="en-US" w:eastAsia="zh-CN" w:bidi="ar"/>
         </w:rPr>
-        <w:t>Look</w:t>
+        <w:t xml:space="preserve">Look! Every point is totally random. It looks like TV static. This is nothing like real terrain. These are the three big problems of traditional random algorithms:  </w:t>
+      </w:r>
+    </w:p>
+    <w:p>
+      <w:pPr>
+        <w:keepNext w:val="0"/>
+        <w:keepLines w:val="0"/>
+        <w:widowControl w:val="0"/>
+        <w:suppressLineNumbers w:val="0"/>
+        <w:spacing w:before="0" w:beforeAutospacing="0" w:after="0" w:afterAutospacing="0"/>
+        <w:ind w:left="0" w:right="0"/>
+        <w:jc w:val="both"/>
+        <w:rPr>
+          <w:rFonts w:hint="eastAsia" w:ascii="等线" w:hAnsi="等线" w:eastAsia="等线" w:cs="Times New Roman"/>
+          <w:sz w:val="21"/>
+          <w:szCs w:val="21"/>
+        </w:rPr>
+      </w:pPr>
+      <w:r>
+        <w:rPr>
+          <w:rFonts w:hint="eastAsia" w:ascii="等线" w:hAnsi="等线" w:eastAsia="等线" w:cs="等线"/>
+          <w:kern w:val="0"/>
+          <w:sz w:val="21"/>
+          <w:szCs w:val="21"/>
+          <w:lang w:val="en-US" w:eastAsia="zh-CN" w:bidi="ar"/>
+        </w:rPr>
+        <w:t>First, no flow. Neighboring po</w:t>
       </w:r>
       <w:bookmarkStart w:id="0" w:name="_GoBack"/>
       <w:bookmarkEnd w:id="0"/>
@@ -333,33 +359,7 @@
           <w:szCs w:val="21"/>
           <w:lang w:val="en-US" w:eastAsia="zh-CN" w:bidi="ar"/>
         </w:rPr>
-        <w:t xml:space="preserve">! Every point is totally random. It looks like TV static. This is nothing like real terrain. These are the three big problems of traditional random algorithms:  </w:t>
-      </w:r>
-    </w:p>
-    <w:p>
-      <w:pPr>
-        <w:keepNext w:val="0"/>
-        <w:keepLines w:val="0"/>
-        <w:widowControl w:val="0"/>
-        <w:suppressLineNumbers w:val="0"/>
-        <w:spacing w:before="0" w:beforeAutospacing="0" w:after="0" w:afterAutospacing="0"/>
-        <w:ind w:left="0" w:right="0"/>
-        <w:jc w:val="both"/>
-        <w:rPr>
-          <w:rFonts w:hint="eastAsia" w:ascii="等线" w:hAnsi="等线" w:eastAsia="等线" w:cs="Times New Roman"/>
-          <w:sz w:val="21"/>
-          <w:szCs w:val="21"/>
-        </w:rPr>
-      </w:pPr>
-      <w:r>
-        <w:rPr>
-          <w:rFonts w:hint="eastAsia" w:ascii="等线" w:hAnsi="等线" w:eastAsia="等线" w:cs="等线"/>
-          <w:kern w:val="0"/>
-          <w:sz w:val="21"/>
-          <w:szCs w:val="21"/>
-          <w:lang w:val="en-US" w:eastAsia="zh-CN" w:bidi="ar"/>
-        </w:rPr>
-        <w:t xml:space="preserve">First, no continuity. Neighboring points have no relation, so heights jump wildly.  </w:t>
+        <w:t xml:space="preserve">ints have no relation, so heights jump wildly.  </w:t>
       </w:r>
     </w:p>
     <w:p>

--- a/Work/ITclub/1/speech.docx
+++ b/Work/ITclub/1/speech.docx
@@ -347,7 +347,111 @@
           <w:szCs w:val="21"/>
           <w:lang w:val="en-US" w:eastAsia="zh-CN" w:bidi="ar"/>
         </w:rPr>
-        <w:t>First, no flow. Neighboring po</w:t>
+        <w:t xml:space="preserve">First, no flow. Neighboring points have no relation, so heights jump wildly.  </w:t>
+      </w:r>
+    </w:p>
+    <w:p>
+      <w:pPr>
+        <w:keepNext w:val="0"/>
+        <w:keepLines w:val="0"/>
+        <w:widowControl w:val="0"/>
+        <w:suppressLineNumbers w:val="0"/>
+        <w:spacing w:before="0" w:beforeAutospacing="0" w:after="0" w:afterAutospacing="0"/>
+        <w:ind w:left="0" w:right="0"/>
+        <w:jc w:val="both"/>
+        <w:rPr>
+          <w:rFonts w:hint="eastAsia" w:ascii="等线" w:hAnsi="等线" w:eastAsia="等线" w:cs="Times New Roman"/>
+          <w:sz w:val="21"/>
+          <w:szCs w:val="21"/>
+        </w:rPr>
+      </w:pPr>
+      <w:r>
+        <w:rPr>
+          <w:rFonts w:hint="eastAsia" w:ascii="等线" w:hAnsi="等线" w:eastAsia="等线" w:cs="等线"/>
+          <w:kern w:val="0"/>
+          <w:sz w:val="21"/>
+          <w:szCs w:val="21"/>
+          <w:lang w:val="en-US" w:eastAsia="zh-CN" w:bidi="ar"/>
+        </w:rPr>
+        <w:t xml:space="preserve">Second, not natural. Real terrain changes smoothly, not like these points.  </w:t>
+      </w:r>
+    </w:p>
+    <w:p>
+      <w:pPr>
+        <w:keepNext w:val="0"/>
+        <w:keepLines w:val="0"/>
+        <w:widowControl w:val="0"/>
+        <w:suppressLineNumbers w:val="0"/>
+        <w:spacing w:before="0" w:beforeAutospacing="0" w:after="0" w:afterAutospacing="0"/>
+        <w:ind w:left="0" w:right="0"/>
+        <w:jc w:val="both"/>
+        <w:rPr>
+          <w:rFonts w:hint="eastAsia" w:ascii="等线" w:hAnsi="等线" w:eastAsia="等线" w:cs="Times New Roman"/>
+          <w:sz w:val="21"/>
+          <w:szCs w:val="21"/>
+        </w:rPr>
+      </w:pPr>
+      <w:r>
+        <w:rPr>
+          <w:rFonts w:hint="eastAsia" w:ascii="等线" w:hAnsi="等线" w:eastAsia="等线" w:cs="等线"/>
+          <w:kern w:val="0"/>
+          <w:sz w:val="21"/>
+          <w:szCs w:val="21"/>
+          <w:lang w:val="en-US" w:eastAsia="zh-CN" w:bidi="ar"/>
+        </w:rPr>
+        <w:t xml:space="preserve">Third, hard to control. We cannot adjust how rough or curved the terrain is.  </w:t>
+      </w:r>
+    </w:p>
+    <w:p>
+      <w:pPr>
+        <w:keepNext w:val="0"/>
+        <w:keepLines w:val="0"/>
+        <w:widowControl w:val="0"/>
+        <w:suppressLineNumbers w:val="0"/>
+        <w:spacing w:before="0" w:beforeAutospacing="0" w:after="0" w:afterAutospacing="0"/>
+        <w:ind w:left="0" w:right="0"/>
+        <w:jc w:val="both"/>
+        <w:rPr>
+          <w:rFonts w:hint="eastAsia" w:ascii="等线" w:hAnsi="等线" w:eastAsia="等线" w:cs="Times New Roman"/>
+          <w:sz w:val="21"/>
+          <w:szCs w:val="21"/>
+        </w:rPr>
+      </w:pPr>
+      <w:r>
+        <w:rPr>
+          <w:rFonts w:hint="eastAsia" w:ascii="等线" w:hAnsi="等线" w:eastAsia="等线" w:cs="等线"/>
+          <w:kern w:val="0"/>
+          <w:sz w:val="21"/>
+          <w:szCs w:val="21"/>
+          <w:lang w:val="en-US" w:eastAsia="zh-CN" w:bidi="ar"/>
+        </w:rPr>
+        <w:t xml:space="preserve">So what can we do?  </w:t>
+      </w:r>
+    </w:p>
+    <w:p>
+      <w:pPr>
+        <w:keepNext w:val="0"/>
+        <w:keepLines w:val="0"/>
+        <w:widowControl w:val="0"/>
+        <w:suppressLineNumbers w:val="0"/>
+        <w:spacing w:before="0" w:beforeAutospacing="0" w:after="0" w:afterAutospacing="0"/>
+        <w:ind w:left="0" w:right="0"/>
+        <w:jc w:val="both"/>
+        <w:rPr>
+          <w:rFonts w:hint="eastAsia" w:ascii="等线" w:hAnsi="等线" w:eastAsia="等线" w:cs="Times New Roman"/>
+          <w:sz w:val="21"/>
+          <w:szCs w:val="21"/>
+        </w:rPr>
+      </w:pPr>
+      <w:r>
+        <w:rPr>
+          <w:rFonts w:hint="eastAsia" w:ascii="等线" w:hAnsi="等线" w:eastAsia="等线" w:cs="等线"/>
+          <w:kern w:val="0"/>
+          <w:sz w:val="21"/>
+          <w:szCs w:val="21"/>
+          <w:lang w:val="en-US" w:eastAsia="zh-CN" w:bidi="ar"/>
+        </w:rPr>
+        <w:t xml:space="preserve">We need a way </w:t>
       </w:r>
       <w:bookmarkStart w:id="0" w:name="_GoBack"/>
       <w:bookmarkEnd w:id="0"/>
@@ -359,111 +463,7 @@
           <w:szCs w:val="21"/>
           <w:lang w:val="en-US" w:eastAsia="zh-CN" w:bidi="ar"/>
         </w:rPr>
-        <w:t xml:space="preserve">ints have no relation, so heights jump wildly.  </w:t>
-      </w:r>
-    </w:p>
-    <w:p>
-      <w:pPr>
-        <w:keepNext w:val="0"/>
-        <w:keepLines w:val="0"/>
-        <w:widowControl w:val="0"/>
-        <w:suppressLineNumbers w:val="0"/>
-        <w:spacing w:before="0" w:beforeAutospacing="0" w:after="0" w:afterAutospacing="0"/>
-        <w:ind w:left="0" w:right="0"/>
-        <w:jc w:val="both"/>
-        <w:rPr>
-          <w:rFonts w:hint="eastAsia" w:ascii="等线" w:hAnsi="等线" w:eastAsia="等线" w:cs="Times New Roman"/>
-          <w:sz w:val="21"/>
-          <w:szCs w:val="21"/>
-        </w:rPr>
-      </w:pPr>
-      <w:r>
-        <w:rPr>
-          <w:rFonts w:hint="eastAsia" w:ascii="等线" w:hAnsi="等线" w:eastAsia="等线" w:cs="等线"/>
-          <w:kern w:val="0"/>
-          <w:sz w:val="21"/>
-          <w:szCs w:val="21"/>
-          <w:lang w:val="en-US" w:eastAsia="zh-CN" w:bidi="ar"/>
-        </w:rPr>
-        <w:t xml:space="preserve">Second, not natural. Real terrain changes smoothly, not like these pixelated blocks.  </w:t>
-      </w:r>
-    </w:p>
-    <w:p>
-      <w:pPr>
-        <w:keepNext w:val="0"/>
-        <w:keepLines w:val="0"/>
-        <w:widowControl w:val="0"/>
-        <w:suppressLineNumbers w:val="0"/>
-        <w:spacing w:before="0" w:beforeAutospacing="0" w:after="0" w:afterAutospacing="0"/>
-        <w:ind w:left="0" w:right="0"/>
-        <w:jc w:val="both"/>
-        <w:rPr>
-          <w:rFonts w:hint="eastAsia" w:ascii="等线" w:hAnsi="等线" w:eastAsia="等线" w:cs="Times New Roman"/>
-          <w:sz w:val="21"/>
-          <w:szCs w:val="21"/>
-        </w:rPr>
-      </w:pPr>
-      <w:r>
-        <w:rPr>
-          <w:rFonts w:hint="eastAsia" w:ascii="等线" w:hAnsi="等线" w:eastAsia="等线" w:cs="等线"/>
-          <w:kern w:val="0"/>
-          <w:sz w:val="21"/>
-          <w:szCs w:val="21"/>
-          <w:lang w:val="en-US" w:eastAsia="zh-CN" w:bidi="ar"/>
-        </w:rPr>
-        <w:t xml:space="preserve">Third, hard to control. We cannot adjust how rough or curved the terrain is.  </w:t>
-      </w:r>
-    </w:p>
-    <w:p>
-      <w:pPr>
-        <w:keepNext w:val="0"/>
-        <w:keepLines w:val="0"/>
-        <w:widowControl w:val="0"/>
-        <w:suppressLineNumbers w:val="0"/>
-        <w:spacing w:before="0" w:beforeAutospacing="0" w:after="0" w:afterAutospacing="0"/>
-        <w:ind w:left="0" w:right="0"/>
-        <w:jc w:val="both"/>
-        <w:rPr>
-          <w:rFonts w:hint="eastAsia" w:ascii="等线" w:hAnsi="等线" w:eastAsia="等线" w:cs="Times New Roman"/>
-          <w:sz w:val="21"/>
-          <w:szCs w:val="21"/>
-        </w:rPr>
-      </w:pPr>
-      <w:r>
-        <w:rPr>
-          <w:rFonts w:hint="eastAsia" w:ascii="等线" w:hAnsi="等线" w:eastAsia="等线" w:cs="等线"/>
-          <w:kern w:val="0"/>
-          <w:sz w:val="21"/>
-          <w:szCs w:val="21"/>
-          <w:lang w:val="en-US" w:eastAsia="zh-CN" w:bidi="ar"/>
-        </w:rPr>
-        <w:t xml:space="preserve">So what can we do?  </w:t>
-      </w:r>
-    </w:p>
-    <w:p>
-      <w:pPr>
-        <w:keepNext w:val="0"/>
-        <w:keepLines w:val="0"/>
-        <w:widowControl w:val="0"/>
-        <w:suppressLineNumbers w:val="0"/>
-        <w:spacing w:before="0" w:beforeAutospacing="0" w:after="0" w:afterAutospacing="0"/>
-        <w:ind w:left="0" w:right="0"/>
-        <w:jc w:val="both"/>
-        <w:rPr>
-          <w:rFonts w:hint="eastAsia" w:ascii="等线" w:hAnsi="等线" w:eastAsia="等线" w:cs="Times New Roman"/>
-          <w:sz w:val="21"/>
-          <w:szCs w:val="21"/>
-        </w:rPr>
-      </w:pPr>
-      <w:r>
-        <w:rPr>
-          <w:rFonts w:hint="eastAsia" w:ascii="等线" w:hAnsi="等线" w:eastAsia="等线" w:cs="等线"/>
-          <w:kern w:val="0"/>
-          <w:sz w:val="21"/>
-          <w:szCs w:val="21"/>
-          <w:lang w:val="en-US" w:eastAsia="zh-CN" w:bidi="ar"/>
-        </w:rPr>
-        <w:t xml:space="preserve">We need a method that is both random and smooth.  </w:t>
+        <w:t xml:space="preserve">that is both random and smooth.  </w:t>
       </w:r>
     </w:p>
     <w:p>
